--- a/docs/날씨챙겨_앱_개발명세.docx
+++ b/docs/날씨챙겨_앱_개발명세.docx
@@ -56,28 +56,7 @@
         <w:jc w:val="center"/>
       </w:pPr>
       <w:r>
-        <w:t xml:space="preserve">Recommendation </w:t>
-      </w:r>
-      <w:r>
-        <w:t>중심</w:t>
-      </w:r>
-      <w:r>
-        <w:t xml:space="preserve"> Final Home + Soft Weather </w:t>
-      </w:r>
-      <w:r>
-        <w:t>시각</w:t>
-      </w:r>
-      <w:r>
-        <w:t xml:space="preserve"> </w:t>
-      </w:r>
-      <w:r>
-        <w:t>테마</w:t>
-      </w:r>
-      <w:r>
-        <w:t xml:space="preserve"> </w:t>
-      </w:r>
-      <w:r>
-        <w:t>설계</w:t>
+        <w:t>5개 탭 기반 생활형 날씨 UI + 시간별 상세 근거 설계</w:t>
       </w:r>
     </w:p>
     <w:p>
@@ -86,10 +65,7 @@
         <w:jc w:val="center"/>
       </w:pPr>
       <w:r>
-        <w:t>개정일</w:t>
-      </w:r>
-      <w:r>
-        <w:t xml:space="preserve"> 2026-08-11</w:t>
+        <w:t>개정일 2026-08-18</w:t>
       </w:r>
     </w:p>
     <w:p>
@@ -2180,85 +2156,7 @@
     </w:p>
     <w:p>
       <w:r>
-        <w:t xml:space="preserve">Home </w:t>
-      </w:r>
-      <w:r>
-        <w:t>화면에서</w:t>
-      </w:r>
-      <w:r>
-        <w:t xml:space="preserve"> </w:t>
-      </w:r>
-      <w:r>
-        <w:t>현재</w:t>
-      </w:r>
-      <w:r>
-        <w:t xml:space="preserve"> </w:t>
-      </w:r>
-      <w:r>
-        <w:t>온도보다</w:t>
-      </w:r>
-      <w:r>
-        <w:t xml:space="preserve"> </w:t>
-      </w:r>
-      <w:r>
-        <w:t>먼저</w:t>
-      </w:r>
-      <w:r>
-        <w:t xml:space="preserve"> </w:t>
-      </w:r>
-      <w:r>
-        <w:t>사용자가</w:t>
-      </w:r>
-      <w:r>
-        <w:t xml:space="preserve"> </w:t>
-      </w:r>
-      <w:r>
-        <w:t>오늘</w:t>
-      </w:r>
-      <w:r>
-        <w:t xml:space="preserve"> </w:t>
-      </w:r>
-      <w:r>
-        <w:t>챙길</w:t>
-      </w:r>
-      <w:r>
-        <w:t xml:space="preserve"> </w:t>
-      </w:r>
-      <w:r>
-        <w:t>항목을</w:t>
-      </w:r>
-      <w:r>
-        <w:t xml:space="preserve"> </w:t>
-      </w:r>
-      <w:r>
-        <w:t>빠르게</w:t>
-      </w:r>
-      <w:r>
-        <w:t xml:space="preserve"> </w:t>
-      </w:r>
-      <w:r>
-        <w:t>파악할</w:t>
-      </w:r>
-      <w:r>
-        <w:t xml:space="preserve"> </w:t>
-      </w:r>
-      <w:r>
-        <w:t>수</w:t>
-      </w:r>
-      <w:r>
-        <w:t xml:space="preserve"> </w:t>
-      </w:r>
-      <w:r>
-        <w:t>있도록</w:t>
-      </w:r>
-      <w:r>
-        <w:t xml:space="preserve"> </w:t>
-      </w:r>
-      <w:r>
-        <w:t>한다</w:t>
-      </w:r>
-      <w:r>
-        <w:t>.</w:t>
+        <w:t>Today 탭에서 현재 온도보다 먼저 사용자가 오늘 챙길 항목을 빠르게 파악할 수 있도록 한다. Main 탭은 브리핑 카드와 생활 날씨만 담는 비스크롤 요약 화면으로 사용한다.</w:t>
       </w:r>
     </w:p>
     <w:p>
@@ -3297,199 +3195,7 @@
     </w:p>
     <w:p>
       <w:r>
-        <w:t>Home</w:t>
-      </w:r>
-      <w:r>
-        <w:t>은</w:t>
-      </w:r>
-      <w:r>
-        <w:t xml:space="preserve"> </w:t>
-      </w:r>
-      <w:r>
-        <w:t>전통적인</w:t>
-      </w:r>
-      <w:r>
-        <w:t xml:space="preserve"> </w:t>
-      </w:r>
-      <w:r>
-        <w:t>날씨</w:t>
-      </w:r>
-      <w:r>
-        <w:t xml:space="preserve"> </w:t>
-      </w:r>
-      <w:r>
-        <w:t>앱처럼</w:t>
-      </w:r>
-      <w:r>
-        <w:t xml:space="preserve"> “</w:t>
-      </w:r>
-      <w:r>
-        <w:t>현재</w:t>
-      </w:r>
-      <w:r>
-        <w:t xml:space="preserve"> </w:t>
-      </w:r>
-      <w:r>
-        <w:t>온도</w:t>
-      </w:r>
-      <w:r>
-        <w:t xml:space="preserve"> → </w:t>
-      </w:r>
-      <w:r>
-        <w:t>시간별</w:t>
-      </w:r>
-      <w:r>
-        <w:t xml:space="preserve"> </w:t>
-      </w:r>
-      <w:r>
-        <w:t>예보</w:t>
-      </w:r>
-      <w:r>
-        <w:t xml:space="preserve"> → </w:t>
-      </w:r>
-      <w:r>
-        <w:t>상세</w:t>
-      </w:r>
-      <w:r>
-        <w:t xml:space="preserve"> </w:t>
-      </w:r>
-      <w:r>
-        <w:t>수치</w:t>
-      </w:r>
-      <w:r>
-        <w:t>”</w:t>
-      </w:r>
-      <w:r>
-        <w:t>를</w:t>
-      </w:r>
-      <w:r>
-        <w:t xml:space="preserve"> </w:t>
-      </w:r>
-      <w:r>
-        <w:t>먼저</w:t>
-      </w:r>
-      <w:r>
-        <w:t xml:space="preserve"> </w:t>
-      </w:r>
-      <w:r>
-        <w:t>보여주지</w:t>
-      </w:r>
-      <w:r>
-        <w:t xml:space="preserve"> </w:t>
-      </w:r>
-      <w:r>
-        <w:t>않는다</w:t>
-      </w:r>
-      <w:r>
-        <w:t xml:space="preserve">. </w:t>
-      </w:r>
-      <w:r>
-        <w:t>날씨챙겨의</w:t>
-      </w:r>
-      <w:r>
-        <w:t xml:space="preserve"> </w:t>
-      </w:r>
-      <w:r>
-        <w:t>첫</w:t>
-      </w:r>
-      <w:r>
-        <w:t xml:space="preserve"> </w:t>
-      </w:r>
-      <w:r>
-        <w:t>화면은</w:t>
-      </w:r>
-      <w:r>
-        <w:t xml:space="preserve"> </w:t>
-      </w:r>
-      <w:r>
-        <w:t>사용자가</w:t>
-      </w:r>
-      <w:r>
-        <w:t xml:space="preserve"> </w:t>
-      </w:r>
-      <w:r>
-        <w:t>외출</w:t>
-      </w:r>
-      <w:r>
-        <w:t xml:space="preserve"> </w:t>
-      </w:r>
-      <w:r>
-        <w:t>전에</w:t>
-      </w:r>
-      <w:r>
-        <w:t xml:space="preserve"> </w:t>
-      </w:r>
-      <w:r>
-        <w:t>무엇을</w:t>
-      </w:r>
-      <w:r>
-        <w:t xml:space="preserve"> </w:t>
-      </w:r>
-      <w:r>
-        <w:t>챙기고</w:t>
-      </w:r>
-      <w:r>
-        <w:t xml:space="preserve">, </w:t>
-      </w:r>
-      <w:r>
-        <w:t>하루</w:t>
-      </w:r>
-      <w:r>
-        <w:t xml:space="preserve"> </w:t>
-      </w:r>
-      <w:r>
-        <w:t>중</w:t>
-      </w:r>
-      <w:r>
-        <w:t xml:space="preserve"> </w:t>
-      </w:r>
-      <w:r>
-        <w:t>언제</w:t>
-      </w:r>
-      <w:r>
-        <w:t xml:space="preserve"> </w:t>
-      </w:r>
-      <w:r>
-        <w:t>주의해야</w:t>
-      </w:r>
-      <w:r>
-        <w:t xml:space="preserve"> </w:t>
-      </w:r>
-      <w:r>
-        <w:t>하는지를</w:t>
-      </w:r>
-      <w:r>
-        <w:t xml:space="preserve"> </w:t>
-      </w:r>
-      <w:r>
-        <w:t>가장</w:t>
-      </w:r>
-      <w:r>
-        <w:t xml:space="preserve"> </w:t>
-      </w:r>
-      <w:r>
-        <w:t>먼저</w:t>
-      </w:r>
-      <w:r>
-        <w:t xml:space="preserve"> </w:t>
-      </w:r>
-      <w:r>
-        <w:t>이해하는</w:t>
-      </w:r>
-      <w:r>
-        <w:t xml:space="preserve"> </w:t>
-      </w:r>
-      <w:r>
-        <w:t>구조로</w:t>
-      </w:r>
-      <w:r>
-        <w:t xml:space="preserve"> </w:t>
-      </w:r>
-      <w:r>
-        <w:t>만든다</w:t>
-      </w:r>
-      <w:r>
-        <w:t>.</w:t>
+        <w:t>앱은 Today - Detail - Main - Week - Setting 순서의 고정 바텀 내비게이션을 사용한다. 시작 위치는 중앙 Main이며, 한 화면에 모든 섹션을 이어 붙이지 않고 주제별로 화면을 분리한다.</w:t>
       </w:r>
     </w:p>
     <w:p>
@@ -3511,358 +3217,27 @@
     </w:p>
     <w:p>
       <w:r>
-        <w:t xml:space="preserve">1.  </w:t>
-      </w:r>
-      <w:r>
-        <w:t>오늘</w:t>
-      </w:r>
-      <w:r>
-        <w:t xml:space="preserve"> </w:t>
-      </w:r>
-      <w:r>
-        <w:t>한</w:t>
-      </w:r>
-      <w:r>
-        <w:t xml:space="preserve"> </w:t>
-      </w:r>
-      <w:r>
-        <w:t>줄</w:t>
-      </w:r>
-      <w:r>
-        <w:t xml:space="preserve"> </w:t>
-      </w:r>
-      <w:r>
-        <w:t>브리핑</w:t>
-      </w:r>
-      <w:r>
-        <w:t xml:space="preserve">: </w:t>
-      </w:r>
-      <w:r>
-        <w:t>오늘의</w:t>
-      </w:r>
-      <w:r>
-        <w:t xml:space="preserve"> </w:t>
-      </w:r>
-      <w:r>
-        <w:t>핵심</w:t>
-      </w:r>
-      <w:r>
-        <w:t xml:space="preserve"> </w:t>
-      </w:r>
-      <w:r>
-        <w:t>날씨</w:t>
-      </w:r>
-      <w:r>
-        <w:t xml:space="preserve"> </w:t>
-      </w:r>
-      <w:r>
-        <w:t>변화를</w:t>
-      </w:r>
-      <w:r>
-        <w:t xml:space="preserve"> </w:t>
-      </w:r>
-      <w:r>
-        <w:t>생활</w:t>
-      </w:r>
-      <w:r>
-        <w:t xml:space="preserve"> </w:t>
-      </w:r>
-      <w:r>
-        <w:t>언어로</w:t>
-      </w:r>
-      <w:r>
-        <w:t xml:space="preserve"> </w:t>
-      </w:r>
-      <w:r>
-        <w:t>요약한다</w:t>
-      </w:r>
-      <w:r>
-        <w:t>.</w:t>
+        <w:t>1. Main: 오늘 한 줄 브리핑과 현재/체감 요약을 최상단 카드에 표시한다.</w:t>
       </w:r>
     </w:p>
     <w:p>
       <w:r>
-        <w:lastRenderedPageBreak/>
-        <w:t xml:space="preserve">2.  </w:t>
-      </w:r>
-      <w:r>
-        <w:t>오늘의</w:t>
-      </w:r>
-      <w:r>
-        <w:t xml:space="preserve"> </w:t>
-      </w:r>
-      <w:r>
-        <w:t>가방</w:t>
-      </w:r>
-      <w:r>
-        <w:t xml:space="preserve">: Recommendation </w:t>
-      </w:r>
-      <w:r>
-        <w:t>중</w:t>
-      </w:r>
-      <w:r>
-        <w:t xml:space="preserve"> </w:t>
-      </w:r>
-      <w:r>
-        <w:t>실제로</w:t>
-      </w:r>
-      <w:r>
-        <w:t xml:space="preserve"> </w:t>
-      </w:r>
-      <w:r>
-        <w:t>챙길</w:t>
-      </w:r>
-      <w:r>
-        <w:t xml:space="preserve"> </w:t>
-      </w:r>
-      <w:r>
-        <w:t>준비물을</w:t>
-      </w:r>
-      <w:r>
-        <w:t xml:space="preserve"> </w:t>
-      </w:r>
-      <w:r>
-        <w:t>우선</w:t>
-      </w:r>
-      <w:r>
-        <w:t xml:space="preserve"> </w:t>
-      </w:r>
-      <w:r>
-        <w:t>표시한다</w:t>
-      </w:r>
-      <w:r>
-        <w:t>.</w:t>
+        <w:t>2. Main: 빨래, 산책, 환기처럼 행동으로 번역된 생활 날씨를 표시한다.</w:t>
       </w:r>
     </w:p>
     <w:p>
       <w:r>
-        <w:t xml:space="preserve">3.  </w:t>
-      </w:r>
-      <w:r>
-        <w:t>오늘</w:t>
-      </w:r>
-      <w:r>
-        <w:t xml:space="preserve"> </w:t>
-      </w:r>
-      <w:r>
-        <w:t>하루</w:t>
-      </w:r>
-      <w:r>
-        <w:t xml:space="preserve"> </w:t>
-      </w:r>
-      <w:r>
-        <w:t>타임라인</w:t>
-      </w:r>
-      <w:r>
-        <w:t xml:space="preserve">: </w:t>
-      </w:r>
-      <w:r>
-        <w:t>출근</w:t>
-      </w:r>
-      <w:r>
-        <w:t>/</w:t>
-      </w:r>
-      <w:r>
-        <w:t>점심</w:t>
-      </w:r>
-      <w:r>
-        <w:t>/</w:t>
-      </w:r>
-      <w:r>
-        <w:t>퇴근</w:t>
-      </w:r>
-      <w:r>
-        <w:t xml:space="preserve"> </w:t>
-      </w:r>
-      <w:r>
-        <w:t>등</w:t>
-      </w:r>
-      <w:r>
-        <w:t xml:space="preserve"> </w:t>
-      </w:r>
-      <w:r>
-        <w:t>생활</w:t>
-      </w:r>
-      <w:r>
-        <w:t xml:space="preserve"> </w:t>
-      </w:r>
-      <w:r>
-        <w:t>시점</w:t>
-      </w:r>
-      <w:r>
-        <w:t xml:space="preserve"> </w:t>
-      </w:r>
-      <w:r>
-        <w:t>기준으로</w:t>
-      </w:r>
-      <w:r>
-        <w:t xml:space="preserve"> </w:t>
-      </w:r>
-      <w:r>
-        <w:t>변화를</w:t>
-      </w:r>
-      <w:r>
-        <w:t xml:space="preserve"> </w:t>
-      </w:r>
-      <w:r>
-        <w:t>보여준다</w:t>
-      </w:r>
-      <w:r>
-        <w:t>.</w:t>
+        <w:t>3. Today: 오늘의 가방과 출근/점심/퇴근 등 생활 시점 타임라인을 표시한다.</w:t>
       </w:r>
     </w:p>
     <w:p>
       <w:r>
-        <w:t xml:space="preserve">4.  </w:t>
-      </w:r>
-      <w:r>
-        <w:t>생활</w:t>
-      </w:r>
-      <w:r>
-        <w:t xml:space="preserve"> </w:t>
-      </w:r>
-      <w:r>
-        <w:t>날씨</w:t>
-      </w:r>
-      <w:r>
-        <w:t xml:space="preserve">: </w:t>
-      </w:r>
-      <w:r>
-        <w:t>빨래</w:t>
-      </w:r>
-      <w:r>
-        <w:t xml:space="preserve">, </w:t>
-      </w:r>
-      <w:r>
-        <w:t>산책</w:t>
-      </w:r>
-      <w:r>
-        <w:t xml:space="preserve">, </w:t>
-      </w:r>
-      <w:r>
-        <w:t>환기</w:t>
-      </w:r>
-      <w:r>
-        <w:t xml:space="preserve"> </w:t>
-      </w:r>
-      <w:r>
-        <w:t>등</w:t>
-      </w:r>
-      <w:r>
-        <w:t xml:space="preserve"> </w:t>
-      </w:r>
-      <w:r>
-        <w:t>행동</w:t>
-      </w:r>
-      <w:r>
-        <w:t xml:space="preserve"> </w:t>
-      </w:r>
-      <w:r>
-        <w:t>관점의</w:t>
-      </w:r>
-      <w:r>
-        <w:t xml:space="preserve"> LifestyleMessage</w:t>
-      </w:r>
-      <w:r>
-        <w:t>를</w:t>
-      </w:r>
-      <w:r>
-        <w:t xml:space="preserve"> </w:t>
-      </w:r>
-      <w:r>
-        <w:t>보여준다</w:t>
-      </w:r>
-      <w:r>
-        <w:t>.</w:t>
+        <w:t>4. Detail과 Week: 시간별 근거 수치와 한 주 날씨를 각각 독립 화면에서 제공한다.</w:t>
       </w:r>
     </w:p>
     <w:p>
       <w:r>
-        <w:t xml:space="preserve">5.  </w:t>
-      </w:r>
-      <w:r>
-        <w:t>상세</w:t>
-      </w:r>
-      <w:r>
-        <w:t xml:space="preserve"> </w:t>
-      </w:r>
-      <w:r>
-        <w:t>날씨</w:t>
-      </w:r>
-      <w:r>
-        <w:t xml:space="preserve">: </w:t>
-      </w:r>
-      <w:r>
-        <w:t>온도</w:t>
-      </w:r>
-      <w:r>
-        <w:t xml:space="preserve">, </w:t>
-      </w:r>
-      <w:r>
-        <w:t>습도</w:t>
-      </w:r>
-      <w:r>
-        <w:t xml:space="preserve">, UV, </w:t>
-      </w:r>
-      <w:r>
-        <w:t>미세먼지</w:t>
-      </w:r>
-      <w:r>
-        <w:t xml:space="preserve">, </w:t>
-      </w:r>
-      <w:r>
-        <w:t>시간별</w:t>
-      </w:r>
-      <w:r>
-        <w:t xml:space="preserve"> </w:t>
-      </w:r>
-      <w:r>
-        <w:t>수치는</w:t>
-      </w:r>
-      <w:r>
-        <w:t xml:space="preserve"> </w:t>
-      </w:r>
-      <w:r>
-        <w:t>근거</w:t>
-      </w:r>
-      <w:r>
-        <w:t xml:space="preserve"> </w:t>
-      </w:r>
-      <w:r>
-        <w:t>데이터로</w:t>
-      </w:r>
-      <w:r>
-        <w:t xml:space="preserve"> </w:t>
-      </w:r>
-      <w:r>
-        <w:t>하단</w:t>
-      </w:r>
-      <w:r>
-        <w:t xml:space="preserve"> </w:t>
-      </w:r>
-      <w:r>
-        <w:t>또는</w:t>
-      </w:r>
-      <w:r>
-        <w:t xml:space="preserve"> </w:t>
-      </w:r>
-      <w:r>
-        <w:t>상세</w:t>
-      </w:r>
-      <w:r>
-        <w:t xml:space="preserve"> </w:t>
-      </w:r>
-      <w:r>
-        <w:t>화면에서</w:t>
-      </w:r>
-      <w:r>
-        <w:t xml:space="preserve"> </w:t>
-      </w:r>
-      <w:r>
-        <w:t>제공한다</w:t>
-      </w:r>
-      <w:r>
-        <w:t>.</w:t>
+        <w:t>5. Setting: 위치 모드, 알림 시간, 준비물/주의 알림 설정을 독립 화면에서 제공한다.</w:t>
       </w:r>
     </w:p>
     <w:p>
@@ -3881,468 +3256,7 @@
         <w:pStyle w:val="CodeBlock"/>
       </w:pPr>
       <w:r>
-        <w:t>날씨챙겨</w:t>
-      </w:r>
-      <w:r>
-        <w:t xml:space="preserve">                         </w:t>
-      </w:r>
-      <w:r>
-        <w:t>수원</w:t>
-      </w:r>
-      <w:r>
-        <w:t xml:space="preserve"> ▾</w:t>
-      </w:r>
-      <w:r>
-        <w:br/>
-      </w:r>
-      <w:r>
-        <w:t>화요일</w:t>
-      </w:r>
-      <w:r>
-        <w:t>, 8</w:t>
-      </w:r>
-      <w:r>
-        <w:t>월</w:t>
-      </w:r>
-      <w:r>
-        <w:t xml:space="preserve"> 11</w:t>
-      </w:r>
-      <w:r>
-        <w:t>일</w:t>
-      </w:r>
-      <w:r>
-        <w:br/>
-      </w:r>
-      <w:r>
-        <w:br/>
-      </w:r>
-      <w:r>
-        <w:t>오늘은</w:t>
-      </w:r>
-      <w:r>
-        <w:t xml:space="preserve"> </w:t>
-      </w:r>
-      <w:r>
-        <w:t>덥다가</w:t>
-      </w:r>
-      <w:r>
-        <w:br/>
-      </w:r>
-      <w:r>
-        <w:t>퇴근할</w:t>
-      </w:r>
-      <w:r>
-        <w:t xml:space="preserve"> </w:t>
-      </w:r>
-      <w:r>
-        <w:t>때</w:t>
-      </w:r>
-      <w:r>
-        <w:t xml:space="preserve"> </w:t>
-      </w:r>
-      <w:r>
-        <w:t>비가</w:t>
-      </w:r>
-      <w:r>
-        <w:t xml:space="preserve"> </w:t>
-      </w:r>
-      <w:r>
-        <w:t>와요</w:t>
-      </w:r>
-      <w:r>
-        <w:t>.</w:t>
-      </w:r>
-      <w:r>
-        <w:br/>
-      </w:r>
-      <w:r>
-        <w:br/>
-        <w:t xml:space="preserve">──────── </w:t>
-      </w:r>
-      <w:r>
-        <w:t>오늘의</w:t>
-      </w:r>
-      <w:r>
-        <w:t xml:space="preserve"> </w:t>
-      </w:r>
-      <w:r>
-        <w:t>가방</w:t>
-      </w:r>
-      <w:r>
-        <w:t xml:space="preserve"> ────────</w:t>
-      </w:r>
-      <w:r>
-        <w:br/>
-      </w:r>
-      <w:r>
-        <w:br/>
-        <w:t xml:space="preserve">   ☔            </w:t>
-      </w:r>
-      <w:r>
-        <w:t>💧</w:t>
-      </w:r>
-      <w:r>
-        <w:t xml:space="preserve">            </w:t>
-      </w:r>
-      <w:r>
-        <w:t>🧴</w:t>
-      </w:r>
-      <w:r>
-        <w:br/>
-        <w:t xml:space="preserve">   </w:t>
-      </w:r>
-      <w:r>
-        <w:t>우산</w:t>
-      </w:r>
-      <w:r>
-        <w:t xml:space="preserve">           </w:t>
-      </w:r>
-      <w:r>
-        <w:t>물</w:t>
-      </w:r>
-      <w:r>
-        <w:t xml:space="preserve">          </w:t>
-      </w:r>
-      <w:r>
-        <w:t>선크림</w:t>
-      </w:r>
-      <w:r>
-        <w:br/>
-        <w:t xml:space="preserve">   </w:t>
-      </w:r>
-      <w:r>
-        <w:t>챙겨요</w:t>
-      </w:r>
-      <w:r>
-        <w:t xml:space="preserve">       </w:t>
-      </w:r>
-      <w:r>
-        <w:t>챙겨요</w:t>
-      </w:r>
-      <w:r>
-        <w:t xml:space="preserve">        </w:t>
-      </w:r>
-      <w:r>
-        <w:t>챙겨요</w:t>
-      </w:r>
-      <w:r>
-        <w:br/>
-      </w:r>
-      <w:r>
-        <w:br/>
-        <w:t xml:space="preserve">   [</w:t>
-      </w:r>
-      <w:r>
-        <w:t>챙겼어요</w:t>
-      </w:r>
-      <w:r>
-        <w:t>]   [</w:t>
-      </w:r>
-      <w:r>
-        <w:t>챙겼어요</w:t>
-      </w:r>
-      <w:r>
-        <w:t>]    [</w:t>
-      </w:r>
-      <w:r>
-        <w:t>챙길게요</w:t>
-      </w:r>
-      <w:r>
-        <w:t>]</w:t>
-      </w:r>
-      <w:r>
-        <w:br/>
-      </w:r>
-      <w:r>
-        <w:br/>
-      </w:r>
-      <w:r>
-        <w:t>────────────────────────────</w:t>
-      </w:r>
-      <w:r>
-        <w:br/>
-      </w:r>
-      <w:r>
-        <w:t>오늘</w:t>
-      </w:r>
-      <w:r>
-        <w:t xml:space="preserve"> </w:t>
-      </w:r>
-      <w:r>
-        <w:t>하루</w:t>
-      </w:r>
-      <w:r>
-        <w:br/>
-      </w:r>
-      <w:r>
-        <w:br/>
-        <w:t xml:space="preserve">07  </w:t>
-      </w:r>
-      <w:r>
-        <w:t>출근할</w:t>
-      </w:r>
-      <w:r>
-        <w:t xml:space="preserve"> </w:t>
-      </w:r>
-      <w:r>
-        <w:t>때</w:t>
-      </w:r>
-      <w:r>
-        <w:br/>
-        <w:t xml:space="preserve">│   </w:t>
-      </w:r>
-      <w:r>
-        <w:t>선선해요</w:t>
-      </w:r>
-      <w:r>
-        <w:t xml:space="preserve"> · </w:t>
-      </w:r>
-      <w:r>
-        <w:t>특별히</w:t>
-      </w:r>
-      <w:r>
-        <w:t xml:space="preserve"> </w:t>
-      </w:r>
-      <w:r>
-        <w:t>챙길</w:t>
-      </w:r>
-      <w:r>
-        <w:t xml:space="preserve"> </w:t>
-      </w:r>
-      <w:r>
-        <w:t>건</w:t>
-      </w:r>
-      <w:r>
-        <w:t xml:space="preserve"> </w:t>
-      </w:r>
-      <w:r>
-        <w:t>없어요</w:t>
-      </w:r>
-      <w:r>
-        <w:br/>
-        <w:t>│</w:t>
-      </w:r>
-      <w:r>
-        <w:br/>
-        <w:t xml:space="preserve">12  </w:t>
-      </w:r>
-      <w:r>
-        <w:t>점심</w:t>
-      </w:r>
-      <w:r>
-        <w:t xml:space="preserve"> </w:t>
-      </w:r>
-      <w:r>
-        <w:t>무렵</w:t>
-      </w:r>
-      <w:r>
-        <w:br/>
-        <w:t xml:space="preserve">│   </w:t>
-      </w:r>
-      <w:r>
-        <w:t>햇볕이</w:t>
-      </w:r>
-      <w:r>
-        <w:t xml:space="preserve"> </w:t>
-      </w:r>
-      <w:r>
-        <w:t>강하고</w:t>
-      </w:r>
-      <w:r>
-        <w:t xml:space="preserve"> </w:t>
-      </w:r>
-      <w:r>
-        <w:t>체감온도가</w:t>
-      </w:r>
-      <w:r>
-        <w:t xml:space="preserve"> </w:t>
-      </w:r>
-      <w:r>
-        <w:t>높아요</w:t>
-      </w:r>
-      <w:r>
-        <w:br/>
-        <w:t xml:space="preserve">│   </w:t>
-      </w:r>
-      <w:r>
-        <w:t>🧴</w:t>
-      </w:r>
-      <w:r>
-        <w:t xml:space="preserve"> </w:t>
-      </w:r>
-      <w:r>
-        <w:t>선크림</w:t>
-      </w:r>
-      <w:r>
-        <w:t xml:space="preserve"> · ☀ </w:t>
-      </w:r>
-      <w:r>
-        <w:t>양산</w:t>
-      </w:r>
-      <w:r>
-        <w:t xml:space="preserve"> · </w:t>
-      </w:r>
-      <w:r>
-        <w:t>💧</w:t>
-      </w:r>
-      <w:r>
-        <w:t xml:space="preserve"> </w:t>
-      </w:r>
-      <w:r>
-        <w:t>물</w:t>
-      </w:r>
-      <w:r>
-        <w:br/>
-        <w:t>│</w:t>
-      </w:r>
-      <w:r>
-        <w:br/>
-        <w:t xml:space="preserve">18  </w:t>
-      </w:r>
-      <w:r>
-        <w:t>퇴근할</w:t>
-      </w:r>
-      <w:r>
-        <w:t xml:space="preserve"> </w:t>
-      </w:r>
-      <w:r>
-        <w:t>때</w:t>
-      </w:r>
-      <w:r>
-        <w:br/>
-        <w:t xml:space="preserve">    </w:t>
-      </w:r>
-      <w:r>
-        <w:t>비</w:t>
-      </w:r>
-      <w:r>
-        <w:t xml:space="preserve"> </w:t>
-      </w:r>
-      <w:r>
-        <w:t>올</w:t>
-      </w:r>
-      <w:r>
-        <w:t xml:space="preserve"> </w:t>
-      </w:r>
-      <w:r>
-        <w:t>가능성이</w:t>
-      </w:r>
-      <w:r>
-        <w:t xml:space="preserve"> </w:t>
-      </w:r>
-      <w:r>
-        <w:t>높아요</w:t>
-      </w:r>
-      <w:r>
-        <w:br/>
-        <w:t xml:space="preserve">    ☔ </w:t>
-      </w:r>
-      <w:r>
-        <w:t>우산</w:t>
-      </w:r>
-      <w:r>
-        <w:t xml:space="preserve"> </w:t>
-      </w:r>
-      <w:r>
-        <w:t>필요</w:t>
-      </w:r>
-      <w:r>
-        <w:br/>
-      </w:r>
-      <w:r>
-        <w:br/>
-        <w:t>────────────────────────────</w:t>
-      </w:r>
-      <w:r>
-        <w:br/>
-      </w:r>
-      <w:r>
-        <w:t>생활</w:t>
-      </w:r>
-      <w:r>
-        <w:t xml:space="preserve"> </w:t>
-      </w:r>
-      <w:r>
-        <w:t>날씨</w:t>
-      </w:r>
-      <w:r>
-        <w:br/>
-      </w:r>
-      <w:r>
-        <w:t>🧺</w:t>
-      </w:r>
-      <w:r>
-        <w:t xml:space="preserve"> </w:t>
-      </w:r>
-      <w:r>
-        <w:t>빨래는</w:t>
-      </w:r>
-      <w:r>
-        <w:t xml:space="preserve"> </w:t>
-      </w:r>
-      <w:r>
-        <w:t>오전에</w:t>
-      </w:r>
-      <w:r>
-        <w:br/>
-      </w:r>
-      <w:r>
-        <w:t>🚶</w:t>
-      </w:r>
-      <w:r>
-        <w:t xml:space="preserve"> </w:t>
-      </w:r>
-      <w:r>
-        <w:t>산책은</w:t>
-      </w:r>
-      <w:r>
-        <w:t xml:space="preserve"> </w:t>
-      </w:r>
-      <w:r>
-        <w:t>저녁에</w:t>
-      </w:r>
-      <w:r>
-        <w:br/>
-      </w:r>
-      <w:r>
-        <w:t>🪟</w:t>
-      </w:r>
-      <w:r>
-        <w:t xml:space="preserve"> </w:t>
-      </w:r>
-      <w:r>
-        <w:t>환기는</w:t>
-      </w:r>
-      <w:r>
-        <w:t xml:space="preserve"> </w:t>
-      </w:r>
-      <w:r>
-        <w:t>괜찮아요</w:t>
-      </w:r>
-      <w:r>
-        <w:br/>
-      </w:r>
-      <w:r>
-        <w:br/>
-        <w:t>[</w:t>
-      </w:r>
-      <w:r>
-        <w:t>상세</w:t>
-      </w:r>
-      <w:r>
-        <w:t xml:space="preserve"> </w:t>
-      </w:r>
-      <w:r>
-        <w:t>날씨</w:t>
-      </w:r>
-      <w:r>
-        <w:t xml:space="preserve"> </w:t>
-      </w:r>
-      <w:r>
-        <w:t>보기</w:t>
-      </w:r>
-      <w:r>
-        <w:t>]</w:t>
+        <w:t>[Main - 스크롤 없음] 최상단 카드: 지역·날짜·브리핑·현재/체감·습도/바람/UV / 생활 날씨: 빨래·산책·환기  [Bottom Navigation] Today | Detail | Main | Week | Setting</w:t>
       </w:r>
     </w:p>
     <w:p>
@@ -4846,184 +3760,7 @@
     </w:p>
     <w:p>
       <w:r>
-        <w:t>기존</w:t>
-      </w:r>
-      <w:r>
-        <w:t xml:space="preserve"> </w:t>
-      </w:r>
-      <w:r>
-        <w:t>날씨</w:t>
-      </w:r>
-      <w:r>
-        <w:t xml:space="preserve"> </w:t>
-      </w:r>
-      <w:r>
-        <w:t>앱의</w:t>
-      </w:r>
-      <w:r>
-        <w:t xml:space="preserve"> “09</w:t>
-      </w:r>
-      <w:r>
-        <w:t>시</w:t>
-      </w:r>
-      <w:r>
-        <w:t>/10</w:t>
-      </w:r>
-      <w:r>
-        <w:t>시</w:t>
-      </w:r>
-      <w:r>
-        <w:t>/11</w:t>
-      </w:r>
-      <w:r>
-        <w:t>시</w:t>
-      </w:r>
-      <w:r>
-        <w:t xml:space="preserve">…” </w:t>
-      </w:r>
-      <w:r>
-        <w:t>수치</w:t>
-      </w:r>
-      <w:r>
-        <w:t xml:space="preserve"> </w:t>
-      </w:r>
-      <w:r>
-        <w:t>나열을</w:t>
-      </w:r>
-      <w:r>
-        <w:t xml:space="preserve"> Home</w:t>
-      </w:r>
-      <w:r>
-        <w:t>의</w:t>
-      </w:r>
-      <w:r>
-        <w:t xml:space="preserve"> </w:t>
-      </w:r>
-      <w:r>
-        <w:t>주</w:t>
-      </w:r>
-      <w:r>
-        <w:t xml:space="preserve"> UI</w:t>
-      </w:r>
-      <w:r>
-        <w:t>로</w:t>
-      </w:r>
-      <w:r>
-        <w:t xml:space="preserve"> </w:t>
-      </w:r>
-      <w:r>
-        <w:t>사용하지</w:t>
-      </w:r>
-      <w:r>
-        <w:t xml:space="preserve"> </w:t>
-      </w:r>
-      <w:r>
-        <w:t>않는다</w:t>
-      </w:r>
-      <w:r>
-        <w:t xml:space="preserve">. </w:t>
-      </w:r>
-      <w:r>
-        <w:t>시간별</w:t>
-      </w:r>
-      <w:r>
-        <w:t xml:space="preserve"> </w:t>
-      </w:r>
-      <w:r>
-        <w:t>원본</w:t>
-      </w:r>
-      <w:r>
-        <w:t xml:space="preserve"> </w:t>
-      </w:r>
-      <w:r>
-        <w:t>데이터는</w:t>
-      </w:r>
-      <w:r>
-        <w:t xml:space="preserve"> </w:t>
-      </w:r>
-      <w:r>
-        <w:t>유지하되</w:t>
-      </w:r>
-      <w:r>
-        <w:t>, Home</w:t>
-      </w:r>
-      <w:r>
-        <w:t>에서는</w:t>
-      </w:r>
-      <w:r>
-        <w:t xml:space="preserve"> </w:t>
-      </w:r>
-      <w:r>
-        <w:t>출근</w:t>
-      </w:r>
-      <w:r>
-        <w:t>·</w:t>
-      </w:r>
-      <w:r>
-        <w:t>점심</w:t>
-      </w:r>
-      <w:r>
-        <w:t>·</w:t>
-      </w:r>
-      <w:r>
-        <w:t>오후</w:t>
-      </w:r>
-      <w:r>
-        <w:t>·</w:t>
-      </w:r>
-      <w:r>
-        <w:t>퇴근</w:t>
-      </w:r>
-      <w:r>
-        <w:t>·</w:t>
-      </w:r>
-      <w:r>
-        <w:t>밤처럼</w:t>
-      </w:r>
-      <w:r>
-        <w:t xml:space="preserve"> </w:t>
-      </w:r>
-      <w:r>
-        <w:t>사람이</w:t>
-      </w:r>
-      <w:r>
-        <w:t xml:space="preserve"> </w:t>
-      </w:r>
-      <w:r>
-        <w:t>이해하기</w:t>
-      </w:r>
-      <w:r>
-        <w:t xml:space="preserve"> </w:t>
-      </w:r>
-      <w:r>
-        <w:t>쉬운</w:t>
-      </w:r>
-      <w:r>
-        <w:t xml:space="preserve"> </w:t>
-      </w:r>
-      <w:r>
-        <w:t>생활</w:t>
-      </w:r>
-      <w:r>
-        <w:t xml:space="preserve"> </w:t>
-      </w:r>
-      <w:r>
-        <w:t>시점으로</w:t>
-      </w:r>
-      <w:r>
-        <w:t xml:space="preserve"> </w:t>
-      </w:r>
-      <w:r>
-        <w:t>묶어서</w:t>
-      </w:r>
-      <w:r>
-        <w:t xml:space="preserve"> </w:t>
-      </w:r>
-      <w:r>
-        <w:t>보여준다</w:t>
-      </w:r>
-      <w:r>
-        <w:t>.</w:t>
+        <w:t>Today 탭은 출근·점심·오후·퇴근·밤처럼 사람이 이해하기 쉬운 생활 시점으로 묶어 보여준다. 09시/10시/11시 같은 시간별 원본값은 Detail 탭에서 제공한다.</w:t>
       </w:r>
     </w:p>
     <w:p>
@@ -5102,124 +3839,7 @@
         <w:pStyle w:val="a0"/>
       </w:pPr>
       <w:r>
-        <w:t>시간별</w:t>
-      </w:r>
-      <w:r>
-        <w:t xml:space="preserve"> </w:t>
-      </w:r>
-      <w:r>
-        <w:t>상세</w:t>
-      </w:r>
-      <w:r>
-        <w:t xml:space="preserve"> </w:t>
-      </w:r>
-      <w:r>
-        <w:t>예보가</w:t>
-      </w:r>
-      <w:r>
-        <w:t xml:space="preserve"> </w:t>
-      </w:r>
-      <w:r>
-        <w:t>필요한</w:t>
-      </w:r>
-      <w:r>
-        <w:t xml:space="preserve"> </w:t>
-      </w:r>
-      <w:r>
-        <w:t>사용자는</w:t>
-      </w:r>
-      <w:r>
-        <w:t xml:space="preserve"> </w:t>
-      </w:r>
-      <w:r>
-        <w:t>타임라인</w:t>
-      </w:r>
-      <w:r>
-        <w:t xml:space="preserve"> </w:t>
-      </w:r>
-      <w:r>
-        <w:t>항목</w:t>
-      </w:r>
-      <w:r>
-        <w:t xml:space="preserve"> </w:t>
-      </w:r>
-      <w:r>
-        <w:t>또는</w:t>
-      </w:r>
-      <w:r>
-        <w:t xml:space="preserve"> “</w:t>
-      </w:r>
-      <w:r>
-        <w:t>상세</w:t>
-      </w:r>
-      <w:r>
-        <w:t xml:space="preserve"> </w:t>
-      </w:r>
-      <w:r>
-        <w:t>날씨</w:t>
-      </w:r>
-      <w:r>
-        <w:t xml:space="preserve"> </w:t>
-      </w:r>
-      <w:r>
-        <w:t>보기</w:t>
-      </w:r>
-      <w:r>
-        <w:t>”</w:t>
-      </w:r>
-      <w:r>
-        <w:t>를</w:t>
-      </w:r>
-      <w:r>
-        <w:t xml:space="preserve"> </w:t>
-      </w:r>
-      <w:r>
-        <w:t>통해</w:t>
-      </w:r>
-      <w:r>
-        <w:t xml:space="preserve"> </w:t>
-      </w:r>
-      <w:r>
-        <w:t>기존</w:t>
-      </w:r>
-      <w:r>
-        <w:t xml:space="preserve"> </w:t>
-      </w:r>
-      <w:r>
-        <w:t>시간별</w:t>
-      </w:r>
-      <w:r>
-        <w:t xml:space="preserve"> </w:t>
-      </w:r>
-      <w:r>
-        <w:t>데이터에</w:t>
-      </w:r>
-      <w:r>
-        <w:t xml:space="preserve"> </w:t>
-      </w:r>
-      <w:r>
-        <w:t>접근할</w:t>
-      </w:r>
-      <w:r>
-        <w:t xml:space="preserve"> </w:t>
-      </w:r>
-      <w:r>
-        <w:t>수</w:t>
-      </w:r>
-      <w:r>
-        <w:t xml:space="preserve"> </w:t>
-      </w:r>
-      <w:r>
-        <w:t>있어야</w:t>
-      </w:r>
-      <w:r>
-        <w:t xml:space="preserve"> </w:t>
-      </w:r>
-      <w:r>
-        <w:t>한다</w:t>
-      </w:r>
-      <w:r>
-        <w:t>.</w:t>
+        <w:t>시간별 상세 예보가 필요한 사용자는 고정 바텀 내비게이션의 Detail 탭에서 온도·체감온도·강수·강설·바람 원본값에 접근할 수 있어야 한다.</w:t>
       </w:r>
     </w:p>
     <w:p>
@@ -7860,293 +6480,7 @@
         <w:pStyle w:val="CodeBlock"/>
       </w:pPr>
       <w:r>
-        <w:t>[Soft Weather Background]</w:t>
-      </w:r>
-      <w:r>
-        <w:br/>
-      </w:r>
-      <w:r>
-        <w:t>오늘의</w:t>
-      </w:r>
-      <w:r>
-        <w:t xml:space="preserve"> </w:t>
-      </w:r>
-      <w:r>
-        <w:t>날씨</w:t>
-      </w:r>
-      <w:r>
-        <w:t xml:space="preserve"> </w:t>
-      </w:r>
-      <w:r>
-        <w:t>분위기를</w:t>
-      </w:r>
-      <w:r>
-        <w:t xml:space="preserve"> </w:t>
-      </w:r>
-      <w:r>
-        <w:t>은은하게</w:t>
-      </w:r>
-      <w:r>
-        <w:t xml:space="preserve"> </w:t>
-      </w:r>
-      <w:r>
-        <w:t>표현</w:t>
-      </w:r>
-      <w:r>
-        <w:br/>
-      </w:r>
-      <w:r>
-        <w:br/>
-      </w:r>
-      <w:r>
-        <w:t>날씨챙겨</w:t>
-      </w:r>
-      <w:r>
-        <w:t xml:space="preserve">                         </w:t>
-      </w:r>
-      <w:r>
-        <w:t>수원</w:t>
-      </w:r>
-      <w:r>
-        <w:t xml:space="preserve"> ▾</w:t>
-      </w:r>
-      <w:r>
-        <w:br/>
-      </w:r>
-      <w:r>
-        <w:t>화요일</w:t>
-      </w:r>
-      <w:r>
-        <w:t>, 8</w:t>
-      </w:r>
-      <w:r>
-        <w:t>월</w:t>
-      </w:r>
-      <w:r>
-        <w:t xml:space="preserve"> 11</w:t>
-      </w:r>
-      <w:r>
-        <w:t>일</w:t>
-      </w:r>
-      <w:r>
-        <w:br/>
-      </w:r>
-      <w:r>
-        <w:br/>
-      </w:r>
-      <w:r>
-        <w:t>오늘은</w:t>
-      </w:r>
-      <w:r>
-        <w:t xml:space="preserve"> </w:t>
-      </w:r>
-      <w:r>
-        <w:t>덥다가</w:t>
-      </w:r>
-      <w:r>
-        <w:br/>
-      </w:r>
-      <w:r>
-        <w:t>퇴근할</w:t>
-      </w:r>
-      <w:r>
-        <w:t xml:space="preserve"> </w:t>
-      </w:r>
-      <w:r>
-        <w:t>때</w:t>
-      </w:r>
-      <w:r>
-        <w:t xml:space="preserve"> </w:t>
-      </w:r>
-      <w:r>
-        <w:t>비가</w:t>
-      </w:r>
-      <w:r>
-        <w:t xml:space="preserve"> </w:t>
-      </w:r>
-      <w:r>
-        <w:t>와요</w:t>
-      </w:r>
-      <w:r>
-        <w:t>.</w:t>
-      </w:r>
-      <w:r>
-        <w:br/>
-      </w:r>
-      <w:r>
-        <w:br/>
-      </w:r>
-      <w:r>
-        <w:lastRenderedPageBreak/>
-        <w:t>[</w:t>
-      </w:r>
-      <w:r>
-        <w:t>오늘의</w:t>
-      </w:r>
-      <w:r>
-        <w:t xml:space="preserve"> </w:t>
-      </w:r>
-      <w:r>
-        <w:t>가방</w:t>
-      </w:r>
-      <w:r>
-        <w:t>]</w:t>
-      </w:r>
-      <w:r>
-        <w:br/>
-        <w:t xml:space="preserve">☔ </w:t>
-      </w:r>
-      <w:r>
-        <w:t>우산</w:t>
-      </w:r>
-      <w:r>
-        <w:t xml:space="preserve">    </w:t>
-      </w:r>
-      <w:r>
-        <w:t>💧</w:t>
-      </w:r>
-      <w:r>
-        <w:t xml:space="preserve"> </w:t>
-      </w:r>
-      <w:r>
-        <w:t>물</w:t>
-      </w:r>
-      <w:r>
-        <w:t xml:space="preserve">    </w:t>
-      </w:r>
-      <w:r>
-        <w:t>🧴</w:t>
-      </w:r>
-      <w:r>
-        <w:t xml:space="preserve"> </w:t>
-      </w:r>
-      <w:r>
-        <w:t>선크림</w:t>
-      </w:r>
-      <w:r>
-        <w:br/>
-      </w:r>
-      <w:r>
-        <w:br/>
-      </w:r>
-      <w:r>
-        <w:t>[</w:t>
-      </w:r>
-      <w:r>
-        <w:t>오늘</w:t>
-      </w:r>
-      <w:r>
-        <w:t xml:space="preserve"> </w:t>
-      </w:r>
-      <w:r>
-        <w:t>하루</w:t>
-      </w:r>
-      <w:r>
-        <w:t xml:space="preserve"> </w:t>
-      </w:r>
-      <w:r>
-        <w:t>타임라인</w:t>
-      </w:r>
-      <w:r>
-        <w:t>]</w:t>
-      </w:r>
-      <w:r>
-        <w:br/>
-      </w:r>
-      <w:r>
-        <w:t>출근</w:t>
-      </w:r>
-      <w:r>
-        <w:t xml:space="preserve"> → </w:t>
-      </w:r>
-      <w:r>
-        <w:t>점심</w:t>
-      </w:r>
-      <w:r>
-        <w:t xml:space="preserve"> → </w:t>
-      </w:r>
-      <w:r>
-        <w:t>퇴근</w:t>
-      </w:r>
-      <w:r>
-        <w:br/>
-      </w:r>
-      <w:r>
-        <w:br/>
-        <w:t>[</w:t>
-      </w:r>
-      <w:r>
-        <w:t>생활</w:t>
-      </w:r>
-      <w:r>
-        <w:t xml:space="preserve"> </w:t>
-      </w:r>
-      <w:r>
-        <w:t>날씨</w:t>
-      </w:r>
-      <w:r>
-        <w:t>]</w:t>
-      </w:r>
-      <w:r>
-        <w:br/>
-      </w:r>
-      <w:r>
-        <w:t>빨래</w:t>
-      </w:r>
-      <w:r>
-        <w:t xml:space="preserve"> / </w:t>
-      </w:r>
-      <w:r>
-        <w:t>산책</w:t>
-      </w:r>
-      <w:r>
-        <w:t xml:space="preserve"> / </w:t>
-      </w:r>
-      <w:r>
-        <w:t>환기</w:t>
-      </w:r>
-      <w:r>
-        <w:br/>
-      </w:r>
-      <w:r>
-        <w:br/>
-        <w:t>[</w:t>
-      </w:r>
-      <w:r>
-        <w:t>상세</w:t>
-      </w:r>
-      <w:r>
-        <w:t xml:space="preserve"> </w:t>
-      </w:r>
-      <w:r>
-        <w:t>날씨</w:t>
-      </w:r>
-      <w:r>
-        <w:t>]</w:t>
-      </w:r>
-      <w:r>
-        <w:br/>
-      </w:r>
-      <w:r>
-        <w:t>필요할</w:t>
-      </w:r>
-      <w:r>
-        <w:t xml:space="preserve"> </w:t>
-      </w:r>
-      <w:r>
-        <w:t>때만</w:t>
-      </w:r>
-      <w:r>
-        <w:t xml:space="preserve"> </w:t>
-      </w:r>
-      <w:r>
-        <w:t>더</w:t>
-      </w:r>
-      <w:r>
-        <w:t xml:space="preserve"> </w:t>
-      </w:r>
-      <w:r>
-        <w:t>보기</w:t>
+        <w:t>[Main / 비스크롤] Soft Weather 최상단 카드 + 생활 날씨  [Today] 오늘의 가방 + 오늘 하루  [Detail] 상세 날씨  [Week] 한 주 날씨  [Setting] 설정</w:t>
       </w:r>
     </w:p>
     <w:p>
@@ -10860,88 +9194,7 @@
     </w:p>
     <w:p>
       <w:r>
-        <w:t>앱은</w:t>
-      </w:r>
-      <w:r>
-        <w:t xml:space="preserve"> </w:t>
-      </w:r>
-      <w:r>
-        <w:t>외부</w:t>
-      </w:r>
-      <w:r>
-        <w:t xml:space="preserve"> </w:t>
-      </w:r>
-      <w:r>
-        <w:t>기상</w:t>
-      </w:r>
-      <w:r>
-        <w:t xml:space="preserve"> API</w:t>
-      </w:r>
-      <w:r>
-        <w:t>를</w:t>
-      </w:r>
-      <w:r>
-        <w:t xml:space="preserve"> </w:t>
-      </w:r>
-      <w:r>
-        <w:t>직접</w:t>
-      </w:r>
-      <w:r>
-        <w:t xml:space="preserve"> </w:t>
-      </w:r>
-      <w:r>
-        <w:t>호출하지</w:t>
-      </w:r>
-      <w:r>
-        <w:t xml:space="preserve"> </w:t>
-      </w:r>
-      <w:r>
-        <w:t>않고</w:t>
-      </w:r>
-      <w:r>
-        <w:t xml:space="preserve"> </w:t>
-      </w:r>
-      <w:r>
-        <w:t>서버의</w:t>
-      </w:r>
-      <w:r>
-        <w:t xml:space="preserve"> Today API</w:t>
-      </w:r>
-      <w:r>
-        <w:t>를</w:t>
-      </w:r>
-      <w:r>
-        <w:t xml:space="preserve"> </w:t>
-      </w:r>
-      <w:r>
-        <w:t>사용한다</w:t>
-      </w:r>
-      <w:r>
-        <w:t xml:space="preserve">. </w:t>
-      </w:r>
-      <w:r>
-        <w:t>응답에</w:t>
-      </w:r>
-      <w:r>
-        <w:t xml:space="preserve"> Recommendation</w:t>
-      </w:r>
-      <w:r>
-        <w:t>과</w:t>
-      </w:r>
-      <w:r>
-        <w:t xml:space="preserve"> LifestyleMessage</w:t>
-      </w:r>
-      <w:r>
-        <w:t>가</w:t>
-      </w:r>
-      <w:r>
-        <w:t xml:space="preserve"> </w:t>
-      </w:r>
-      <w:r>
-        <w:t>포함된다</w:t>
-      </w:r>
-      <w:r>
-        <w:t>.</w:t>
+        <w:t>앱은 외부 기상 API를 직접 호출하지 않고 서버의 Today API를 사용한다. 응답에는 Recommendation, LifestyleMessage, Timeline과 Detail 탭용 hourly 데이터가 포함된다.</w:t>
       </w:r>
     </w:p>
     <w:p>
@@ -10950,127 +9203,7 @@
         <w:shd w:val="clear" w:color="auto" w:fill="F4F6F8"/>
       </w:pPr>
       <w:r>
-        <w:t>{</w:t>
-      </w:r>
-      <w:r>
-        <w:br/>
-      </w:r>
-      <w:r>
-        <w:t xml:space="preserve">  "current": {</w:t>
-      </w:r>
-      <w:r>
-        <w:br/>
-      </w:r>
-      <w:r>
-        <w:t xml:space="preserve">    "temperature": 29.5,</w:t>
-      </w:r>
-      <w:r>
-        <w:br/>
-      </w:r>
-      <w:r>
-        <w:t xml:space="preserve">    "apparentTemperature": 32.1,</w:t>
-      </w:r>
-      <w:r>
-        <w:br/>
-      </w:r>
-      <w:r>
-        <w:t xml:space="preserve">    "pm10": 33,</w:t>
-      </w:r>
-      <w:r>
-        <w:br/>
-      </w:r>
-      <w:r>
-        <w:t xml:space="preserve">    "pm25": 18</w:t>
-      </w:r>
-      <w:r>
-        <w:br/>
-      </w:r>
-      <w:r>
-        <w:t xml:space="preserve">  },</w:t>
-      </w:r>
-      <w:r>
-        <w:br/>
-      </w:r>
-      <w:r>
-        <w:t xml:space="preserve">  "recommendations": [</w:t>
-      </w:r>
-      <w:r>
-        <w:br/>
-      </w:r>
-      <w:r>
-        <w:t xml:space="preserve">    {"type":"UMBRELLA","recommended":true,"priority":90},</w:t>
-      </w:r>
-      <w:r>
-        <w:br/>
-      </w:r>
-      <w:r>
-        <w:t xml:space="preserve">    {"type":"WATER","recommended":true,"priority":70},</w:t>
-      </w:r>
-      <w:r>
-        <w:br/>
-      </w:r>
-      <w:r>
-        <w:t xml:space="preserve">    {"type":"SUNSCREEN","recommended":true,"priority":65}</w:t>
-      </w:r>
-      <w:r>
-        <w:br/>
-      </w:r>
-      <w:r>
-        <w:t xml:space="preserve">  ],</w:t>
-      </w:r>
-      <w:r>
-        <w:br/>
-      </w:r>
-      <w:r>
-        <w:t xml:space="preserve">  "lifestyleMessages": [</w:t>
-      </w:r>
-      <w:r>
-        <w:br/>
-      </w:r>
-      <w:r>
-        <w:t xml:space="preserve">    {"type":"VERY_HOT_AND_HUMID","title":"</w:t>
-      </w:r>
-      <w:r>
-        <w:t>땀이</w:t>
-      </w:r>
-      <w:r>
-        <w:t xml:space="preserve"> </w:t>
-      </w:r>
-      <w:r>
-        <w:t>비</w:t>
-      </w:r>
-      <w:r>
-        <w:t xml:space="preserve"> </w:t>
-      </w:r>
-      <w:r>
-        <w:t>오듯</w:t>
-      </w:r>
-      <w:r>
-        <w:t xml:space="preserve"> </w:t>
-      </w:r>
-      <w:r>
-        <w:t>나는</w:t>
-      </w:r>
-      <w:r>
-        <w:t xml:space="preserve"> </w:t>
-      </w:r>
-      <w:r>
-        <w:t>날</w:t>
-      </w:r>
-      <w:r>
-        <w:t>"}</w:t>
-      </w:r>
-      <w:r>
-        <w:br/>
-      </w:r>
-      <w:r>
-        <w:t xml:space="preserve">  ]</w:t>
-      </w:r>
-      <w:r>
-        <w:br/>
-      </w:r>
-      <w:r>
-        <w:t>}</w:t>
+        <w:t>{ "current": { "temperature": 29.5, "apparentTemperature": 32.1 }, "hourly": [ { "time":"18", "temperature":27, "apparentTemperature":29, "precipitationProbability":75, "precipitationAmount":3.2, "snowProbability":0, "snowfallAmount":0, "windSpeed":5.8 } ], "recommendations": [ {"type":"UMBRELLA","recommended":true,"priority":90} ], "lifestyleMessages": [ {"type":"LAUNDRY_GOOD","title":"빨래는 오전에 끝내요"} ] }</w:t>
       </w:r>
     </w:p>
     <w:p>
@@ -12250,64 +10383,7 @@
     </w:p>
     <w:p>
       <w:r>
-        <w:t>각</w:t>
-      </w:r>
-      <w:r>
-        <w:t xml:space="preserve"> </w:t>
-      </w:r>
-      <w:r>
-        <w:t>날짜의</w:t>
-      </w:r>
-      <w:r>
-        <w:t xml:space="preserve"> </w:t>
-      </w:r>
-      <w:r>
-        <w:t>대표</w:t>
-      </w:r>
-      <w:r>
-        <w:t xml:space="preserve"> </w:t>
-      </w:r>
-      <w:r>
-        <w:t>수치뿐</w:t>
-      </w:r>
-      <w:r>
-        <w:t xml:space="preserve"> </w:t>
-      </w:r>
-      <w:r>
-        <w:t>아니라</w:t>
-      </w:r>
-      <w:r>
-        <w:t xml:space="preserve"> </w:t>
-      </w:r>
-      <w:r>
-        <w:t>대표</w:t>
-      </w:r>
-      <w:r>
-        <w:t xml:space="preserve"> Lifestyle/Recommendation</w:t>
-      </w:r>
-      <w:r>
-        <w:t>을</w:t>
-      </w:r>
-      <w:r>
-        <w:t xml:space="preserve"> </w:t>
-      </w:r>
-      <w:r>
-        <w:t>한</w:t>
-      </w:r>
-      <w:r>
-        <w:t xml:space="preserve"> </w:t>
-      </w:r>
-      <w:r>
-        <w:t>줄로</w:t>
-      </w:r>
-      <w:r>
-        <w:t xml:space="preserve"> </w:t>
-      </w:r>
-      <w:r>
-        <w:t>보여준다</w:t>
-      </w:r>
-      <w:r>
-        <w:t>.</w:t>
+        <w:t>Week 탭은 7일을 세로 카드로 표시하고, 각 날짜의 대표 수치뿐 아니라 대표 Lifestyle/Recommendation을 한 줄로 보여준다. 상단에는 비 예보 일수, 주간 최고기온, 준비물 필요 일수 요약을 둔다.</w:t>
       </w:r>
     </w:p>
     <w:p>
@@ -13762,133 +11838,7 @@
         <w:shd w:val="clear" w:color="auto" w:fill="F4F6F8"/>
       </w:pPr>
       <w:r>
-        <w:t>presentation/</w:t>
-      </w:r>
-      <w:r>
-        <w:br/>
-        <w:t xml:space="preserve">  home/</w:t>
-      </w:r>
-      <w:r>
-        <w:br/>
-      </w:r>
-      <w:r>
-        <w:lastRenderedPageBreak/>
-        <w:t xml:space="preserve">    final_home/</w:t>
-      </w:r>
-      <w:r>
-        <w:br/>
-        <w:t xml:space="preserve">    today_bag/</w:t>
-      </w:r>
-      <w:r>
-        <w:br/>
-        <w:t xml:space="preserve">    day_timeline/</w:t>
-      </w:r>
-      <w:r>
-        <w:br/>
-        <w:t xml:space="preserve">    lifestyle_weather/</w:t>
-      </w:r>
-      <w:r>
-        <w:br/>
-        <w:t xml:space="preserve">  weekly/</w:t>
-      </w:r>
-      <w:r>
-        <w:br/>
-        <w:t xml:space="preserve">  comparison/</w:t>
-      </w:r>
-      <w:r>
-        <w:br/>
-        <w:t xml:space="preserve">  settings/</w:t>
-      </w:r>
-      <w:r>
-        <w:br/>
-        <w:t xml:space="preserve">  region/</w:t>
-      </w:r>
-      <w:r>
-        <w:br/>
-        <w:t xml:space="preserve">  theme/</w:t>
-      </w:r>
-      <w:r>
-        <w:br/>
-        <w:t xml:space="preserve">    soft_weather_theme</w:t>
-      </w:r>
-      <w:r>
-        <w:br/>
-        <w:t xml:space="preserve">    visual_weather_theme_resolver</w:t>
-      </w:r>
-      <w:r>
-        <w:br/>
-        <w:t xml:space="preserve">    recommendation_presentation_mapper</w:t>
-      </w:r>
-      <w:r>
-        <w:br/>
-      </w:r>
-      <w:r>
-        <w:br/>
-        <w:t>domain/</w:t>
-      </w:r>
-      <w:r>
-        <w:br/>
-        <w:t xml:space="preserve">  models/WeatherRegion</w:t>
-      </w:r>
-      <w:r>
-        <w:br/>
-        <w:t xml:space="preserve">  models/WeatherRecommendation</w:t>
-      </w:r>
-      <w:r>
-        <w:br/>
-        <w:t xml:space="preserve">  models/LifestyleMessage</w:t>
-      </w:r>
-      <w:r>
-        <w:br/>
-        <w:t xml:space="preserve">  models/WeatherVisualState</w:t>
-      </w:r>
-      <w:r>
-        <w:br/>
-      </w:r>
-      <w:r>
-        <w:br/>
-        <w:t>services/</w:t>
-      </w:r>
-      <w:r>
-        <w:br/>
-        <w:t xml:space="preserve">  LocationService</w:t>
-      </w:r>
-      <w:r>
-        <w:br/>
-      </w:r>
-      <w:r>
-        <w:t xml:space="preserve">  WeatherTopicService</w:t>
-      </w:r>
-      <w:r>
-        <w:br/>
-        <w:t xml:space="preserve">  FirebaseMessagingService</w:t>
-      </w:r>
-      <w:r>
-        <w:br/>
-        <w:t xml:space="preserve">  ServerApiClient</w:t>
-      </w:r>
-      <w:r>
-        <w:br/>
-      </w:r>
-      <w:r>
-        <w:br/>
-        <w:t>repositories/</w:t>
-      </w:r>
-      <w:r>
-        <w:br/>
-        <w:t xml:space="preserve">  RegionRepository</w:t>
-      </w:r>
-      <w:r>
-        <w:br/>
-        <w:t xml:space="preserve">  SettingsRepository</w:t>
-      </w:r>
-      <w:r>
-        <w:br/>
-        <w:t xml:space="preserve">  WeatherRepository</w:t>
-      </w:r>
-      <w:r>
-        <w:br/>
-        <w:t xml:space="preserve">  NotificationSettingsRepository</w:t>
+        <w:t>presentation/ shell/bottom_navigation tabs/main tabs/today tabs/detail tabs/week settings/ shared/recommendation_bag shared/day_timeline shared/lifestyle_weather theme/soft_weather_theme domain/models/HourlyWeatherItem models/WeatherRecommendation models/LifestyleMessage services/ServerApiClient repositories/WeatherRepository</w:t>
       </w:r>
     </w:p>
     <w:p>
@@ -15433,94 +13383,7 @@
         <w:pStyle w:val="a0"/>
       </w:pPr>
       <w:r>
-        <w:rPr>
-          <w:sz w:val="20"/>
-        </w:rPr>
-        <w:t>추천</w:t>
-      </w:r>
-      <w:r>
-        <w:rPr>
-          <w:sz w:val="20"/>
-        </w:rPr>
-        <w:t xml:space="preserve"> </w:t>
-      </w:r>
-      <w:r>
-        <w:rPr>
-          <w:sz w:val="20"/>
-        </w:rPr>
-        <w:t>항목이</w:t>
-      </w:r>
-      <w:r>
-        <w:rPr>
-          <w:sz w:val="20"/>
-        </w:rPr>
-        <w:t xml:space="preserve"> 0</w:t>
-      </w:r>
-      <w:r>
-        <w:rPr>
-          <w:sz w:val="20"/>
-        </w:rPr>
-        <w:t>개</w:t>
-      </w:r>
-      <w:r>
-        <w:rPr>
-          <w:sz w:val="20"/>
-        </w:rPr>
-        <w:t>/1</w:t>
-      </w:r>
-      <w:r>
-        <w:rPr>
-          <w:sz w:val="20"/>
-        </w:rPr>
-        <w:t>개</w:t>
-      </w:r>
-      <w:r>
-        <w:rPr>
-          <w:sz w:val="20"/>
-        </w:rPr>
-        <w:t>/</w:t>
-      </w:r>
-      <w:r>
-        <w:rPr>
-          <w:sz w:val="20"/>
-        </w:rPr>
-        <w:t>여러</w:t>
-      </w:r>
-      <w:r>
-        <w:rPr>
-          <w:sz w:val="20"/>
-        </w:rPr>
-        <w:t xml:space="preserve"> </w:t>
-      </w:r>
-      <w:r>
-        <w:rPr>
-          <w:sz w:val="20"/>
-        </w:rPr>
-        <w:t>개인</w:t>
-      </w:r>
-      <w:r>
-        <w:rPr>
-          <w:sz w:val="20"/>
-        </w:rPr>
-        <w:t xml:space="preserve"> </w:t>
-      </w:r>
-      <w:r>
-        <w:rPr>
-          <w:sz w:val="20"/>
-        </w:rPr>
-        <w:t>경우</w:t>
-      </w:r>
-      <w:r>
-        <w:rPr>
-          <w:sz w:val="20"/>
-        </w:rPr>
-        <w:t xml:space="preserve"> Home </w:t>
-      </w:r>
-      <w:r>
-        <w:rPr>
-          <w:sz w:val="20"/>
-        </w:rPr>
-        <w:t>레이아웃</w:t>
+        <w:t>추천 항목이 0개/1개/여러 개인 경우 Today의 오늘의 가방 레이아웃</w:t>
       </w:r>
     </w:p>
     <w:p>
@@ -15623,82 +13486,7 @@
         <w:pStyle w:val="a0"/>
       </w:pPr>
       <w:r>
-        <w:t>Final Home</w:t>
-      </w:r>
-      <w:r>
-        <w:t>에서</w:t>
-      </w:r>
-      <w:r>
-        <w:t xml:space="preserve"> “</w:t>
-      </w:r>
-      <w:r>
-        <w:t>오늘의</w:t>
-      </w:r>
-      <w:r>
-        <w:t xml:space="preserve"> </w:t>
-      </w:r>
-      <w:r>
-        <w:t>가방</w:t>
-      </w:r>
-      <w:r>
-        <w:t xml:space="preserve"> → </w:t>
-      </w:r>
-      <w:r>
-        <w:t>하루</w:t>
-      </w:r>
-      <w:r>
-        <w:t xml:space="preserve"> </w:t>
-      </w:r>
-      <w:r>
-        <w:t>타임라인</w:t>
-      </w:r>
-      <w:r>
-        <w:t xml:space="preserve"> → </w:t>
-      </w:r>
-      <w:r>
-        <w:t>생활</w:t>
-      </w:r>
-      <w:r>
-        <w:t xml:space="preserve"> </w:t>
-      </w:r>
-      <w:r>
-        <w:t>날씨</w:t>
-      </w:r>
-      <w:r>
-        <w:t xml:space="preserve"> → </w:t>
-      </w:r>
-      <w:r>
-        <w:t>상세</w:t>
-      </w:r>
-      <w:r>
-        <w:t xml:space="preserve"> </w:t>
-      </w:r>
-      <w:r>
-        <w:t>날씨</w:t>
-      </w:r>
-      <w:r>
-        <w:t xml:space="preserve">” </w:t>
-      </w:r>
-      <w:r>
-        <w:t>정보</w:t>
-      </w:r>
-      <w:r>
-        <w:t xml:space="preserve"> </w:t>
-      </w:r>
-      <w:r>
-        <w:t>우선순위가</w:t>
-      </w:r>
-      <w:r>
-        <w:t xml:space="preserve"> </w:t>
-      </w:r>
-      <w:r>
-        <w:t>유지되는지</w:t>
-      </w:r>
-      <w:r>
-        <w:t xml:space="preserve"> </w:t>
-      </w:r>
-      <w:r>
-        <w:t>확인</w:t>
+        <w:t>바텀 내비게이션이 Today - Detail - Main - Week - Setting 순서를 유지하고 시작 탭이 Main인지 확인</w:t>
       </w:r>
     </w:p>
     <w:p>
@@ -16058,28 +13846,7 @@
         <w:ind w:left="57" w:hanging="57"/>
       </w:pPr>
       <w:r>
-        <w:t xml:space="preserve">4.  Today Weather API / Final Home </w:t>
-      </w:r>
-      <w:r>
-        <w:t>기본</w:t>
-      </w:r>
-      <w:r>
-        <w:t xml:space="preserve"> </w:t>
-      </w:r>
-      <w:r>
-        <w:t>구조</w:t>
-      </w:r>
-      <w:r>
-        <w:t xml:space="preserve"> / </w:t>
-      </w:r>
-      <w:r>
-        <w:t>오늘의</w:t>
-      </w:r>
-      <w:r>
-        <w:t xml:space="preserve"> </w:t>
-      </w:r>
-      <w:r>
-        <w:t>가방</w:t>
+        <w:t>4. Today Weather API / 5개 탭 Shell / 비스크롤 Main / 오늘의 가방</w:t>
       </w:r>
     </w:p>
     <w:p>
@@ -16087,37 +13854,7 @@
         <w:ind w:left="57" w:hanging="57"/>
       </w:pPr>
       <w:r>
-        <w:t xml:space="preserve">5.  Recommendation </w:t>
-      </w:r>
-      <w:r>
-        <w:t>모델</w:t>
-      </w:r>
-      <w:r>
-        <w:t xml:space="preserve"> / </w:t>
-      </w:r>
-      <w:r>
-        <w:t>하루</w:t>
-      </w:r>
-      <w:r>
-        <w:t xml:space="preserve"> </w:t>
-      </w:r>
-      <w:r>
-        <w:t>타임라인</w:t>
-      </w:r>
-      <w:r>
-        <w:t xml:space="preserve"> / </w:t>
-      </w:r>
-      <w:r>
-        <w:t>생활</w:t>
-      </w:r>
-      <w:r>
-        <w:t xml:space="preserve"> </w:t>
-      </w:r>
-      <w:r>
-        <w:t>날씨</w:t>
-      </w:r>
-      <w:r>
-        <w:t xml:space="preserve"> UI</w:t>
+        <w:t>5. Recommendation 모델 / Today 타임라인 / Main 생활 날씨 UI / Detail hourly 모델</w:t>
       </w:r>
     </w:p>
     <w:p>
@@ -16209,7 +13946,7 @@
         <w:ind w:left="57" w:hanging="57"/>
       </w:pPr>
       <w:r>
-        <w:t>9.  Weekly Weather</w:t>
+        <w:t>9. Week 탭 / 7일 요약과 날짜별 대표 준비물</w:t>
       </w:r>
     </w:p>
     <w:p>
@@ -16450,6 +14187,1399 @@
       </w:r>
       <w:r>
         <w:t>.</w:t>
+      </w:r>
+    </w:p>
+    <w:p>
+      <w:r>
+        <w:br w:type="page"/>
+      </w:r>
+    </w:p>
+    <w:p>
+      <w:pPr>
+        <w:pStyle w:val="1"/>
+      </w:pPr>
+      <w:r>
+        <w:t>24. 5개 탭 화면 구조</w:t>
+      </w:r>
+    </w:p>
+    <w:p>
+      <w:r>
+        <w:t>Scaffold의 body는 IndexedStack으로 구성하여 탭 전환 시 설정 상태와 Today의 체크 상태를 유지한다. 바텀 내비게이션은 모든 1차 화면에서 고정하며, 시작 selectedIndex는 Main에 해당하는 2이다.</w:t>
+      </w:r>
+    </w:p>
+    <w:tbl>
+      <w:tblPr>
+        <w:tblStyle w:val="af9"/>
+        <w:tblW w:type="dxa" w:w="9900"/>
+        <w:tblLayout w:type="fixed"/>
+        <w:tblLook w:firstColumn="1" w:firstRow="1" w:lastColumn="0" w:lastRow="0" w:noHBand="0" w:noVBand="1" w:val="04A0"/>
+        <w:tblInd w:type="dxa" w:w="120"/>
+      </w:tblPr>
+      <w:tblGrid>
+        <w:gridCol w:w="1200"/>
+        <w:gridCol w:w="2850"/>
+        <w:gridCol w:w="1500"/>
+        <w:gridCol w:w="4350"/>
+      </w:tblGrid>
+      <w:tr>
+        <w:trPr>
+          <w:tblHeader w:val="true"/>
+        </w:trPr>
+        <w:tc>
+          <w:tcPr>
+            <w:tcW w:type="dxa" w:w="2"/>
+            <w:vAlign w:val="center"/>
+          </w:tcPr>
+          <w:p>
+            <w:r>
+              <w:rPr>
+                <w:b/>
+                <w:sz w:val="17"/>
+              </w:rPr>
+              <w:t>순서/탭</w:t>
+            </w:r>
+          </w:p>
+        </w:tc>
+        <w:tc>
+          <w:tcPr>
+            <w:tcW w:type="dxa" w:w="4"/>
+            <w:vAlign w:val="center"/>
+          </w:tcPr>
+          <w:p>
+            <w:r>
+              <w:rPr>
+                <w:b/>
+                <w:sz w:val="17"/>
+              </w:rPr>
+              <w:t>필수 콘텐츠</w:t>
+            </w:r>
+          </w:p>
+        </w:tc>
+        <w:tc>
+          <w:tcPr>
+            <w:tcW w:type="dxa" w:w="2"/>
+            <w:vAlign w:val="center"/>
+          </w:tcPr>
+          <w:p>
+            <w:r>
+              <w:rPr>
+                <w:b/>
+                <w:sz w:val="17"/>
+              </w:rPr>
+              <w:t>스크롤 정책</w:t>
+            </w:r>
+          </w:p>
+        </w:tc>
+        <w:tc>
+          <w:tcPr>
+            <w:tcW w:type="dxa" w:w="7"/>
+            <w:vAlign w:val="center"/>
+          </w:tcPr>
+          <w:p>
+            <w:r>
+              <w:rPr>
+                <w:b/>
+                <w:sz w:val="17"/>
+              </w:rPr>
+              <w:t>화면을 채우는 방식</w:t>
+            </w:r>
+          </w:p>
+        </w:tc>
+      </w:tr>
+      <w:tr>
+        <w:tc>
+          <w:tcPr>
+            <w:tcW w:type="dxa" w:w="2"/>
+            <w:vAlign w:val="center"/>
+          </w:tcPr>
+          <w:p>
+            <w:pPr>
+              <w:spacing w:after="0" w:line="252" w:lineRule="auto"/>
+            </w:pPr>
+            <w:r>
+              <w:rPr>
+                <w:sz w:val="17"/>
+              </w:rPr>
+              <w:t>0 · Today</w:t>
+            </w:r>
+          </w:p>
+        </w:tc>
+        <w:tc>
+          <w:tcPr>
+            <w:tcW w:type="dxa" w:w="4"/>
+            <w:vAlign w:val="center"/>
+          </w:tcPr>
+          <w:p>
+            <w:pPr>
+              <w:spacing w:after="0" w:line="252" w:lineRule="auto"/>
+            </w:pPr>
+            <w:r>
+              <w:rPr>
+                <w:sz w:val="17"/>
+              </w:rPr>
+              <w:t>오늘의 가방, 오늘 하루</w:t>
+            </w:r>
+          </w:p>
+        </w:tc>
+        <w:tc>
+          <w:tcPr>
+            <w:tcW w:type="dxa" w:w="2"/>
+            <w:vAlign w:val="center"/>
+          </w:tcPr>
+          <w:p>
+            <w:pPr>
+              <w:spacing w:after="0" w:line="252" w:lineRule="auto"/>
+            </w:pPr>
+            <w:r>
+              <w:rPr>
+                <w:sz w:val="17"/>
+              </w:rPr>
+              <w:t>세로 스크롤 허용</w:t>
+            </w:r>
+          </w:p>
+        </w:tc>
+        <w:tc>
+          <w:tcPr>
+            <w:tcW w:type="dxa" w:w="7"/>
+            <w:vAlign w:val="center"/>
+          </w:tcPr>
+          <w:p>
+            <w:pPr>
+              <w:spacing w:after="0" w:line="252" w:lineRule="auto"/>
+            </w:pPr>
+            <w:r>
+              <w:rPr>
+                <w:sz w:val="17"/>
+              </w:rPr>
+              <w:t>브리핑 요약 + 준비물 카드 + 생활 시점 타임라인</w:t>
+            </w:r>
+          </w:p>
+        </w:tc>
+      </w:tr>
+      <w:tr>
+        <w:tc>
+          <w:tcPr>
+            <w:tcW w:type="dxa" w:w="2"/>
+            <w:vAlign w:val="center"/>
+          </w:tcPr>
+          <w:p>
+            <w:pPr>
+              <w:spacing w:after="0" w:line="252" w:lineRule="auto"/>
+            </w:pPr>
+            <w:r>
+              <w:rPr>
+                <w:sz w:val="17"/>
+              </w:rPr>
+              <w:t>1 · Detail</w:t>
+            </w:r>
+          </w:p>
+        </w:tc>
+        <w:tc>
+          <w:tcPr>
+            <w:tcW w:type="dxa" w:w="4"/>
+            <w:vAlign w:val="center"/>
+          </w:tcPr>
+          <w:p>
+            <w:pPr>
+              <w:spacing w:after="0" w:line="252" w:lineRule="auto"/>
+            </w:pPr>
+            <w:r>
+              <w:rPr>
+                <w:sz w:val="17"/>
+              </w:rPr>
+              <w:t>상세 날씨</w:t>
+            </w:r>
+          </w:p>
+        </w:tc>
+        <w:tc>
+          <w:tcPr>
+            <w:tcW w:type="dxa" w:w="2"/>
+            <w:vAlign w:val="center"/>
+          </w:tcPr>
+          <w:p>
+            <w:pPr>
+              <w:spacing w:after="0" w:line="252" w:lineRule="auto"/>
+            </w:pPr>
+            <w:r>
+              <w:rPr>
+                <w:sz w:val="17"/>
+              </w:rPr>
+              <w:t>세로 스크롤 허용</w:t>
+            </w:r>
+          </w:p>
+        </w:tc>
+        <w:tc>
+          <w:tcPr>
+            <w:tcW w:type="dxa" w:w="7"/>
+            <w:vAlign w:val="center"/>
+          </w:tcPr>
+          <w:p>
+            <w:pPr>
+              <w:spacing w:after="0" w:line="252" w:lineRule="auto"/>
+            </w:pPr>
+            <w:r>
+              <w:rPr>
+                <w:sz w:val="17"/>
+              </w:rPr>
+              <w:t>현재 지표 + 추천 근거 + 시간별 온도/비/눈/바람</w:t>
+            </w:r>
+          </w:p>
+        </w:tc>
+      </w:tr>
+      <w:tr>
+        <w:tc>
+          <w:tcPr>
+            <w:tcW w:type="dxa" w:w="2"/>
+            <w:vAlign w:val="center"/>
+          </w:tcPr>
+          <w:p>
+            <w:pPr>
+              <w:spacing w:after="0" w:line="252" w:lineRule="auto"/>
+            </w:pPr>
+            <w:r>
+              <w:rPr>
+                <w:sz w:val="17"/>
+              </w:rPr>
+              <w:t>2 · Main</w:t>
+            </w:r>
+          </w:p>
+        </w:tc>
+        <w:tc>
+          <w:tcPr>
+            <w:tcW w:type="dxa" w:w="4"/>
+            <w:vAlign w:val="center"/>
+          </w:tcPr>
+          <w:p>
+            <w:pPr>
+              <w:spacing w:after="0" w:line="252" w:lineRule="auto"/>
+            </w:pPr>
+            <w:r>
+              <w:rPr>
+                <w:sz w:val="17"/>
+              </w:rPr>
+              <w:t>최상단 카드, 생활 날씨</w:t>
+            </w:r>
+          </w:p>
+        </w:tc>
+        <w:tc>
+          <w:tcPr>
+            <w:tcW w:type="dxa" w:w="2"/>
+            <w:vAlign w:val="center"/>
+          </w:tcPr>
+          <w:p>
+            <w:pPr>
+              <w:spacing w:after="0" w:line="252" w:lineRule="auto"/>
+            </w:pPr>
+            <w:r>
+              <w:rPr>
+                <w:sz w:val="17"/>
+              </w:rPr>
+              <w:t>스크롤 금지</w:t>
+            </w:r>
+          </w:p>
+        </w:tc>
+        <w:tc>
+          <w:tcPr>
+            <w:tcW w:type="dxa" w:w="7"/>
+            <w:vAlign w:val="center"/>
+          </w:tcPr>
+          <w:p>
+            <w:pPr>
+              <w:spacing w:after="0" w:line="252" w:lineRule="auto"/>
+            </w:pPr>
+            <w:r>
+              <w:rPr>
+                <w:sz w:val="17"/>
+              </w:rPr>
+              <w:t>남는 높이를 두 카드가 Expanded로 나눠 사용</w:t>
+            </w:r>
+          </w:p>
+        </w:tc>
+      </w:tr>
+      <w:tr>
+        <w:tc>
+          <w:tcPr>
+            <w:tcW w:type="dxa" w:w="2"/>
+            <w:vAlign w:val="center"/>
+          </w:tcPr>
+          <w:p>
+            <w:pPr>
+              <w:spacing w:after="0" w:line="252" w:lineRule="auto"/>
+            </w:pPr>
+            <w:r>
+              <w:rPr>
+                <w:sz w:val="17"/>
+              </w:rPr>
+              <w:t>3 · Week</w:t>
+            </w:r>
+          </w:p>
+        </w:tc>
+        <w:tc>
+          <w:tcPr>
+            <w:tcW w:type="dxa" w:w="4"/>
+            <w:vAlign w:val="center"/>
+          </w:tcPr>
+          <w:p>
+            <w:pPr>
+              <w:spacing w:after="0" w:line="252" w:lineRule="auto"/>
+            </w:pPr>
+            <w:r>
+              <w:rPr>
+                <w:sz w:val="17"/>
+              </w:rPr>
+              <w:t>한 주 날씨</w:t>
+            </w:r>
+          </w:p>
+        </w:tc>
+        <w:tc>
+          <w:tcPr>
+            <w:tcW w:type="dxa" w:w="2"/>
+            <w:vAlign w:val="center"/>
+          </w:tcPr>
+          <w:p>
+            <w:pPr>
+              <w:spacing w:after="0" w:line="252" w:lineRule="auto"/>
+            </w:pPr>
+            <w:r>
+              <w:rPr>
+                <w:sz w:val="17"/>
+              </w:rPr>
+              <w:t>세로 스크롤 허용</w:t>
+            </w:r>
+          </w:p>
+        </w:tc>
+        <w:tc>
+          <w:tcPr>
+            <w:tcW w:type="dxa" w:w="7"/>
+            <w:vAlign w:val="center"/>
+          </w:tcPr>
+          <w:p>
+            <w:pPr>
+              <w:spacing w:after="0" w:line="252" w:lineRule="auto"/>
+            </w:pPr>
+            <w:r>
+              <w:rPr>
+                <w:sz w:val="17"/>
+              </w:rPr>
+              <w:t>주간 요약 + 7일 카드 + 날짜별 준비물</w:t>
+            </w:r>
+          </w:p>
+        </w:tc>
+      </w:tr>
+      <w:tr>
+        <w:tc>
+          <w:tcPr>
+            <w:tcW w:type="dxa" w:w="2"/>
+            <w:vAlign w:val="center"/>
+          </w:tcPr>
+          <w:p>
+            <w:pPr>
+              <w:spacing w:after="0" w:line="252" w:lineRule="auto"/>
+            </w:pPr>
+            <w:r>
+              <w:rPr>
+                <w:sz w:val="17"/>
+              </w:rPr>
+              <w:t>4 · Setting</w:t>
+            </w:r>
+          </w:p>
+        </w:tc>
+        <w:tc>
+          <w:tcPr>
+            <w:tcW w:type="dxa" w:w="4"/>
+            <w:vAlign w:val="center"/>
+          </w:tcPr>
+          <w:p>
+            <w:pPr>
+              <w:spacing w:after="0" w:line="252" w:lineRule="auto"/>
+            </w:pPr>
+            <w:r>
+              <w:rPr>
+                <w:sz w:val="17"/>
+              </w:rPr>
+              <w:t>설정</w:t>
+            </w:r>
+          </w:p>
+        </w:tc>
+        <w:tc>
+          <w:tcPr>
+            <w:tcW w:type="dxa" w:w="2"/>
+            <w:vAlign w:val="center"/>
+          </w:tcPr>
+          <w:p>
+            <w:pPr>
+              <w:spacing w:after="0" w:line="252" w:lineRule="auto"/>
+            </w:pPr>
+            <w:r>
+              <w:rPr>
+                <w:sz w:val="17"/>
+              </w:rPr>
+              <w:t>세로 스크롤 허용</w:t>
+            </w:r>
+          </w:p>
+        </w:tc>
+        <w:tc>
+          <w:tcPr>
+            <w:tcW w:type="dxa" w:w="7"/>
+            <w:vAlign w:val="center"/>
+          </w:tcPr>
+          <w:p>
+            <w:pPr>
+              <w:spacing w:after="0" w:line="252" w:lineRule="auto"/>
+            </w:pPr>
+            <w:r>
+              <w:rPr>
+                <w:sz w:val="17"/>
+              </w:rPr>
+              <w:t>위치·전체 알림·시간·준비물·주의 알림 그룹</w:t>
+            </w:r>
+          </w:p>
+        </w:tc>
+      </w:tr>
+    </w:tbl>
+    <w:p>
+      <w:pPr>
+        <w:spacing w:after="0"/>
+      </w:pPr>
+    </w:p>
+    <w:p>
+      <w:pPr>
+        <w:pStyle w:val="21"/>
+      </w:pPr>
+      <w:r>
+        <w:t>24.1 Main 비스크롤 계약</w:t>
+      </w:r>
+    </w:p>
+    <w:p>
+      <w:pPr>
+        <w:pStyle w:val="a0"/>
+        <w:spacing w:after="40"/>
+      </w:pPr>
+      <w:r>
+        <w:t>Main body 안에는 ListView, CustomScrollView, SingleChildScrollView를 두지 않는다.</w:t>
+      </w:r>
+    </w:p>
+    <w:p>
+      <w:pPr>
+        <w:pStyle w:val="a0"/>
+        <w:spacing w:after="40"/>
+      </w:pPr>
+      <w:r>
+        <w:t>LayoutBuilder와 Expanded를 사용해 최상단 카드와 생활 날씨가 가용 높이를 나눠 가진다.</w:t>
+      </w:r>
+    </w:p>
+    <w:p>
+      <w:pPr>
+        <w:pStyle w:val="a0"/>
+        <w:spacing w:after="40"/>
+      </w:pPr>
+      <w:r>
+        <w:t>기준 회귀 화면은 360×800이며, 가용 높이 620dp 미만에서는 부제와 설명을 줄이는 compact 모드를 사용한다.</w:t>
+      </w:r>
+    </w:p>
+    <w:p>
+      <w:pPr>
+        <w:pStyle w:val="a0"/>
+        <w:spacing w:after="40"/>
+      </w:pPr>
+      <w:r>
+        <w:t>Main 새로고침은 상단 아이콘 버튼으로 제공한다. Pull-to-refresh를 위해 스크롤을 억지로 추가하지 않는다.</w:t>
+      </w:r>
+    </w:p>
+    <w:p>
+      <w:pPr>
+        <w:pStyle w:val="a0"/>
+        <w:spacing w:after="40"/>
+      </w:pPr>
+      <w:r>
+        <w:t>긴 브리핑과 지역명은 최대 줄 수와 말줄임을 적용하며 카드 밖으로 확장하지 않는다.</w:t>
+      </w:r>
+    </w:p>
+    <w:p>
+      <w:pPr>
+        <w:pStyle w:val="a0"/>
+        <w:spacing w:after="40"/>
+      </w:pPr>
+      <w:r>
+        <w:t>최상단 카드에는 데이터 출처, 브리핑, 현재/체감온도, 하단 핵심 지표 3개만 둔다.</w:t>
+      </w:r>
+    </w:p>
+    <w:p>
+      <w:pPr>
+        <w:pStyle w:val="a0"/>
+        <w:spacing w:after="40"/>
+      </w:pPr>
+      <w:r>
+        <w:t>생활 날씨는 1~3개 행동 카드를 같은 높이로 배치한다. 더 많은 설명은 Today 또는 Detail로 보낸다.</w:t>
+      </w:r>
+    </w:p>
+    <w:p>
+      <w:pPr>
+        <w:pStyle w:val="21"/>
+      </w:pPr>
+      <w:r>
+        <w:t>24.2 탭 전환 및 접근성</w:t>
+      </w:r>
+    </w:p>
+    <w:p>
+      <w:pPr>
+        <w:pStyle w:val="a0"/>
+        <w:spacing w:after="40"/>
+      </w:pPr>
+      <w:r>
+        <w:t>표시 순서와 라벨은 Today - Detail - Main - Week - Setting으로 고정한다.</w:t>
+      </w:r>
+    </w:p>
+    <w:p>
+      <w:pPr>
+        <w:pStyle w:val="a0"/>
+        <w:spacing w:after="40"/>
+      </w:pPr>
+      <w:r>
+        <w:t>아이콘만으로 의미를 전달하지 않고 모든 목적지에 항상 라벨을 표시한다.</w:t>
+      </w:r>
+    </w:p>
+    <w:p>
+      <w:pPr>
+        <w:pStyle w:val="a0"/>
+        <w:spacing w:after="40"/>
+      </w:pPr>
+      <w:r>
+        <w:t>각 탭의 제목은 한국어 콘텐츠 제목과 영문 eyebrow를 함께 사용해 위치를 명확히 한다.</w:t>
+      </w:r>
+    </w:p>
+    <w:p>
+      <w:pPr>
+        <w:pStyle w:val="a0"/>
+        <w:spacing w:after="40"/>
+      </w:pPr>
+      <w:r>
+        <w:t>추천 상세 같은 2차 화면은 Navigator route로 열 수 있지만, 1차 섹션 간 이동은 바텀 탭으로 통일한다.</w:t>
+      </w:r>
+    </w:p>
+    <w:p>
+      <w:pPr>
+        <w:pStyle w:val="1"/>
+      </w:pPr>
+      <w:r>
+        <w:t>25. Detail 시간별 데이터 계약</w:t>
+      </w:r>
+    </w:p>
+    <w:p>
+      <w:r>
+        <w:t>Detail은 Recommendation을 앱에서 재계산하는 화면이 아니다. 서버가 판단에 사용한 hourly 원본값과 이미 생성한 Recommendation 설명을 나란히 보여주는 근거 화면이다.</w:t>
+      </w:r>
+    </w:p>
+    <w:tbl>
+      <w:tblPr>
+        <w:tblStyle w:val="af9"/>
+        <w:tblW w:type="dxa" w:w="9900"/>
+        <w:tblLayout w:type="fixed"/>
+        <w:tblLook w:firstColumn="1" w:firstRow="1" w:lastColumn="0" w:lastRow="0" w:noHBand="0" w:noVBand="1" w:val="04A0"/>
+        <w:tblInd w:type="dxa" w:w="120"/>
+      </w:tblPr>
+      <w:tblGrid>
+        <w:gridCol w:w="2000"/>
+        <w:gridCol w:w="1800"/>
+        <w:gridCol w:w="3300"/>
+        <w:gridCol w:w="2800"/>
+      </w:tblGrid>
+      <w:tr>
+        <w:trPr>
+          <w:tblHeader w:val="true"/>
+        </w:trPr>
+        <w:tc>
+          <w:tcPr>
+            <w:tcW w:type="dxa" w:w="3"/>
+            <w:vAlign w:val="center"/>
+          </w:tcPr>
+          <w:p>
+            <w:r>
+              <w:rPr>
+                <w:b/>
+                <w:sz w:val="17"/>
+              </w:rPr>
+              <w:t>필드</w:t>
+            </w:r>
+          </w:p>
+        </w:tc>
+        <w:tc>
+          <w:tcPr>
+            <w:tcW w:type="dxa" w:w="3"/>
+            <w:vAlign w:val="center"/>
+          </w:tcPr>
+          <w:p>
+            <w:r>
+              <w:rPr>
+                <w:b/>
+                <w:sz w:val="17"/>
+              </w:rPr>
+              <w:t>형식/단위</w:t>
+            </w:r>
+          </w:p>
+        </w:tc>
+        <w:tc>
+          <w:tcPr>
+            <w:tcW w:type="dxa" w:w="5"/>
+            <w:vAlign w:val="center"/>
+          </w:tcPr>
+          <w:p>
+            <w:r>
+              <w:rPr>
+                <w:b/>
+                <w:sz w:val="17"/>
+              </w:rPr>
+              <w:t>표시 규칙</w:t>
+            </w:r>
+          </w:p>
+        </w:tc>
+        <w:tc>
+          <w:tcPr>
+            <w:tcW w:type="dxa" w:w="4"/>
+            <w:vAlign w:val="center"/>
+          </w:tcPr>
+          <w:p>
+            <w:r>
+              <w:rPr>
+                <w:b/>
+                <w:sz w:val="17"/>
+              </w:rPr>
+              <w:t>결측 처리</w:t>
+            </w:r>
+          </w:p>
+        </w:tc>
+      </w:tr>
+      <w:tr>
+        <w:tc>
+          <w:tcPr>
+            <w:tcW w:type="dxa" w:w="3"/>
+            <w:vAlign w:val="center"/>
+          </w:tcPr>
+          <w:p>
+            <w:pPr>
+              <w:spacing w:after="0" w:line="252" w:lineRule="auto"/>
+            </w:pPr>
+            <w:r>
+              <w:rPr>
+                <w:sz w:val="17"/>
+              </w:rPr>
+              <w:t>time / observedAt</w:t>
+            </w:r>
+          </w:p>
+        </w:tc>
+        <w:tc>
+          <w:tcPr>
+            <w:tcW w:type="dxa" w:w="3"/>
+            <w:vAlign w:val="center"/>
+          </w:tcPr>
+          <w:p>
+            <w:pPr>
+              <w:spacing w:after="0" w:line="252" w:lineRule="auto"/>
+            </w:pPr>
+            <w:r>
+              <w:rPr>
+                <w:sz w:val="17"/>
+              </w:rPr>
+              <w:t>HH 또는 ISO-8601</w:t>
+            </w:r>
+          </w:p>
+        </w:tc>
+        <w:tc>
+          <w:tcPr>
+            <w:tcW w:type="dxa" w:w="5"/>
+            <w:vAlign w:val="center"/>
+          </w:tcPr>
+          <w:p>
+            <w:pPr>
+              <w:spacing w:after="0" w:line="252" w:lineRule="auto"/>
+            </w:pPr>
+            <w:r>
+              <w:rPr>
+                <w:sz w:val="17"/>
+              </w:rPr>
+              <w:t>로컬 시간대의 ‘18시’ 형식</w:t>
+            </w:r>
+          </w:p>
+        </w:tc>
+        <w:tc>
+          <w:tcPr>
+            <w:tcW w:type="dxa" w:w="4"/>
+            <w:vAlign w:val="center"/>
+          </w:tcPr>
+          <w:p>
+            <w:pPr>
+              <w:spacing w:after="0" w:line="252" w:lineRule="auto"/>
+            </w:pPr>
+            <w:r>
+              <w:rPr>
+                <w:sz w:val="17"/>
+              </w:rPr>
+              <w:t>시간 행을 숨기지 말고 데이터 없음 표시</w:t>
+            </w:r>
+          </w:p>
+        </w:tc>
+      </w:tr>
+      <w:tr>
+        <w:tc>
+          <w:tcPr>
+            <w:tcW w:type="dxa" w:w="3"/>
+            <w:vAlign w:val="center"/>
+          </w:tcPr>
+          <w:p>
+            <w:pPr>
+              <w:spacing w:after="0" w:line="252" w:lineRule="auto"/>
+            </w:pPr>
+            <w:r>
+              <w:rPr>
+                <w:sz w:val="17"/>
+              </w:rPr>
+              <w:t>temperature</w:t>
+            </w:r>
+          </w:p>
+        </w:tc>
+        <w:tc>
+          <w:tcPr>
+            <w:tcW w:type="dxa" w:w="3"/>
+            <w:vAlign w:val="center"/>
+          </w:tcPr>
+          <w:p>
+            <w:pPr>
+              <w:spacing w:after="0" w:line="252" w:lineRule="auto"/>
+            </w:pPr>
+            <w:r>
+              <w:rPr>
+                <w:sz w:val="17"/>
+              </w:rPr>
+              <w:t>°C</w:t>
+            </w:r>
+          </w:p>
+        </w:tc>
+        <w:tc>
+          <w:tcPr>
+            <w:tcW w:type="dxa" w:w="5"/>
+            <w:vAlign w:val="center"/>
+          </w:tcPr>
+          <w:p>
+            <w:pPr>
+              <w:spacing w:after="0" w:line="252" w:lineRule="auto"/>
+            </w:pPr>
+            <w:r>
+              <w:rPr>
+                <w:sz w:val="17"/>
+              </w:rPr>
+              <w:t>정수 중심, 상세 시 소수 1자리</w:t>
+            </w:r>
+          </w:p>
+        </w:tc>
+        <w:tc>
+          <w:tcPr>
+            <w:tcW w:type="dxa" w:w="4"/>
+            <w:vAlign w:val="center"/>
+          </w:tcPr>
+          <w:p>
+            <w:pPr>
+              <w:spacing w:after="0" w:line="252" w:lineRule="auto"/>
+            </w:pPr>
+            <w:r>
+              <w:rPr>
+                <w:sz w:val="17"/>
+              </w:rPr>
+              <w:t>--</w:t>
+            </w:r>
+          </w:p>
+        </w:tc>
+      </w:tr>
+      <w:tr>
+        <w:tc>
+          <w:tcPr>
+            <w:tcW w:type="dxa" w:w="3"/>
+            <w:vAlign w:val="center"/>
+          </w:tcPr>
+          <w:p>
+            <w:pPr>
+              <w:spacing w:after="0" w:line="252" w:lineRule="auto"/>
+            </w:pPr>
+            <w:r>
+              <w:rPr>
+                <w:sz w:val="17"/>
+              </w:rPr>
+              <w:t>apparentTemperature</w:t>
+            </w:r>
+          </w:p>
+        </w:tc>
+        <w:tc>
+          <w:tcPr>
+            <w:tcW w:type="dxa" w:w="3"/>
+            <w:vAlign w:val="center"/>
+          </w:tcPr>
+          <w:p>
+            <w:pPr>
+              <w:spacing w:after="0" w:line="252" w:lineRule="auto"/>
+            </w:pPr>
+            <w:r>
+              <w:rPr>
+                <w:sz w:val="17"/>
+              </w:rPr>
+              <w:t>°C</w:t>
+            </w:r>
+          </w:p>
+        </w:tc>
+        <w:tc>
+          <w:tcPr>
+            <w:tcW w:type="dxa" w:w="5"/>
+            <w:vAlign w:val="center"/>
+          </w:tcPr>
+          <w:p>
+            <w:pPr>
+              <w:spacing w:after="0" w:line="252" w:lineRule="auto"/>
+            </w:pPr>
+            <w:r>
+              <w:rPr>
+                <w:sz w:val="17"/>
+              </w:rPr>
+              <w:t>온도 옆에 ‘체감’으로 표시</w:t>
+            </w:r>
+          </w:p>
+        </w:tc>
+        <w:tc>
+          <w:tcPr>
+            <w:tcW w:type="dxa" w:w="4"/>
+            <w:vAlign w:val="center"/>
+          </w:tcPr>
+          <w:p>
+            <w:pPr>
+              <w:spacing w:after="0" w:line="252" w:lineRule="auto"/>
+            </w:pPr>
+            <w:r>
+              <w:rPr>
+                <w:sz w:val="17"/>
+              </w:rPr>
+              <w:t>--</w:t>
+            </w:r>
+          </w:p>
+        </w:tc>
+      </w:tr>
+      <w:tr>
+        <w:tc>
+          <w:tcPr>
+            <w:tcW w:type="dxa" w:w="3"/>
+            <w:vAlign w:val="center"/>
+          </w:tcPr>
+          <w:p>
+            <w:pPr>
+              <w:spacing w:after="0" w:line="252" w:lineRule="auto"/>
+            </w:pPr>
+            <w:r>
+              <w:rPr>
+                <w:sz w:val="17"/>
+              </w:rPr>
+              <w:t>precipitationProbability</w:t>
+            </w:r>
+          </w:p>
+        </w:tc>
+        <w:tc>
+          <w:tcPr>
+            <w:tcW w:type="dxa" w:w="3"/>
+            <w:vAlign w:val="center"/>
+          </w:tcPr>
+          <w:p>
+            <w:pPr>
+              <w:spacing w:after="0" w:line="252" w:lineRule="auto"/>
+            </w:pPr>
+            <w:r>
+              <w:rPr>
+                <w:sz w:val="17"/>
+              </w:rPr>
+              <w:t>%</w:t>
+            </w:r>
+          </w:p>
+        </w:tc>
+        <w:tc>
+          <w:tcPr>
+            <w:tcW w:type="dxa" w:w="5"/>
+            <w:vAlign w:val="center"/>
+          </w:tcPr>
+          <w:p>
+            <w:pPr>
+              <w:spacing w:after="0" w:line="252" w:lineRule="auto"/>
+            </w:pPr>
+            <w:r>
+              <w:rPr>
+                <w:sz w:val="17"/>
+              </w:rPr>
+              <w:t>비 확률 칩</w:t>
+            </w:r>
+          </w:p>
+        </w:tc>
+        <w:tc>
+          <w:tcPr>
+            <w:tcW w:type="dxa" w:w="4"/>
+            <w:vAlign w:val="center"/>
+          </w:tcPr>
+          <w:p>
+            <w:pPr>
+              <w:spacing w:after="0" w:line="252" w:lineRule="auto"/>
+            </w:pPr>
+            <w:r>
+              <w:rPr>
+                <w:sz w:val="17"/>
+              </w:rPr>
+              <w:t>확률 없음</w:t>
+            </w:r>
+          </w:p>
+        </w:tc>
+      </w:tr>
+      <w:tr>
+        <w:tc>
+          <w:tcPr>
+            <w:tcW w:type="dxa" w:w="3"/>
+            <w:vAlign w:val="center"/>
+          </w:tcPr>
+          <w:p>
+            <w:pPr>
+              <w:spacing w:after="0" w:line="252" w:lineRule="auto"/>
+            </w:pPr>
+            <w:r>
+              <w:rPr>
+                <w:sz w:val="17"/>
+              </w:rPr>
+              <w:t>precipitationAmount</w:t>
+            </w:r>
+          </w:p>
+        </w:tc>
+        <w:tc>
+          <w:tcPr>
+            <w:tcW w:type="dxa" w:w="3"/>
+            <w:vAlign w:val="center"/>
+          </w:tcPr>
+          <w:p>
+            <w:pPr>
+              <w:spacing w:after="0" w:line="252" w:lineRule="auto"/>
+            </w:pPr>
+            <w:r>
+              <w:rPr>
+                <w:sz w:val="17"/>
+              </w:rPr>
+              <w:t>mm/h</w:t>
+            </w:r>
+          </w:p>
+        </w:tc>
+        <w:tc>
+          <w:tcPr>
+            <w:tcW w:type="dxa" w:w="5"/>
+            <w:vAlign w:val="center"/>
+          </w:tcPr>
+          <w:p>
+            <w:pPr>
+              <w:spacing w:after="0" w:line="252" w:lineRule="auto"/>
+            </w:pPr>
+            <w:r>
+              <w:rPr>
+                <w:sz w:val="17"/>
+              </w:rPr>
+              <w:t>비 확률과 같은 칩에 표시</w:t>
+            </w:r>
+          </w:p>
+        </w:tc>
+        <w:tc>
+          <w:tcPr>
+            <w:tcW w:type="dxa" w:w="4"/>
+            <w:vAlign w:val="center"/>
+          </w:tcPr>
+          <w:p>
+            <w:pPr>
+              <w:spacing w:after="0" w:line="252" w:lineRule="auto"/>
+            </w:pPr>
+            <w:r>
+              <w:rPr>
+                <w:sz w:val="17"/>
+              </w:rPr>
+              <w:t>0으로 치환하지 않고 --</w:t>
+            </w:r>
+          </w:p>
+        </w:tc>
+      </w:tr>
+      <w:tr>
+        <w:tc>
+          <w:tcPr>
+            <w:tcW w:type="dxa" w:w="3"/>
+            <w:vAlign w:val="center"/>
+          </w:tcPr>
+          <w:p>
+            <w:pPr>
+              <w:spacing w:after="0" w:line="252" w:lineRule="auto"/>
+            </w:pPr>
+            <w:r>
+              <w:rPr>
+                <w:sz w:val="17"/>
+              </w:rPr>
+              <w:t>snowProbability</w:t>
+            </w:r>
+          </w:p>
+        </w:tc>
+        <w:tc>
+          <w:tcPr>
+            <w:tcW w:type="dxa" w:w="3"/>
+            <w:vAlign w:val="center"/>
+          </w:tcPr>
+          <w:p>
+            <w:pPr>
+              <w:spacing w:after="0" w:line="252" w:lineRule="auto"/>
+            </w:pPr>
+            <w:r>
+              <w:rPr>
+                <w:sz w:val="17"/>
+              </w:rPr>
+              <w:t>%</w:t>
+            </w:r>
+          </w:p>
+        </w:tc>
+        <w:tc>
+          <w:tcPr>
+            <w:tcW w:type="dxa" w:w="5"/>
+            <w:vAlign w:val="center"/>
+          </w:tcPr>
+          <w:p>
+            <w:pPr>
+              <w:spacing w:after="0" w:line="252" w:lineRule="auto"/>
+            </w:pPr>
+            <w:r>
+              <w:rPr>
+                <w:sz w:val="17"/>
+              </w:rPr>
+              <w:t>눈 확률 칩</w:t>
+            </w:r>
+          </w:p>
+        </w:tc>
+        <w:tc>
+          <w:tcPr>
+            <w:tcW w:type="dxa" w:w="4"/>
+            <w:vAlign w:val="center"/>
+          </w:tcPr>
+          <w:p>
+            <w:pPr>
+              <w:spacing w:after="0" w:line="252" w:lineRule="auto"/>
+            </w:pPr>
+            <w:r>
+              <w:rPr>
+                <w:sz w:val="17"/>
+              </w:rPr>
+              <w:t>확률 없음</w:t>
+            </w:r>
+          </w:p>
+        </w:tc>
+      </w:tr>
+      <w:tr>
+        <w:tc>
+          <w:tcPr>
+            <w:tcW w:type="dxa" w:w="3"/>
+            <w:vAlign w:val="center"/>
+          </w:tcPr>
+          <w:p>
+            <w:pPr>
+              <w:spacing w:after="0" w:line="252" w:lineRule="auto"/>
+            </w:pPr>
+            <w:r>
+              <w:rPr>
+                <w:sz w:val="17"/>
+              </w:rPr>
+              <w:t>snowfallAmount</w:t>
+            </w:r>
+          </w:p>
+        </w:tc>
+        <w:tc>
+          <w:tcPr>
+            <w:tcW w:type="dxa" w:w="3"/>
+            <w:vAlign w:val="center"/>
+          </w:tcPr>
+          <w:p>
+            <w:pPr>
+              <w:spacing w:after="0" w:line="252" w:lineRule="auto"/>
+            </w:pPr>
+            <w:r>
+              <w:rPr>
+                <w:sz w:val="17"/>
+              </w:rPr>
+              <w:t>cm/h</w:t>
+            </w:r>
+          </w:p>
+        </w:tc>
+        <w:tc>
+          <w:tcPr>
+            <w:tcW w:type="dxa" w:w="5"/>
+            <w:vAlign w:val="center"/>
+          </w:tcPr>
+          <w:p>
+            <w:pPr>
+              <w:spacing w:after="0" w:line="252" w:lineRule="auto"/>
+            </w:pPr>
+            <w:r>
+              <w:rPr>
+                <w:sz w:val="17"/>
+              </w:rPr>
+              <w:t>눈 확률과 같은 칩에 표시</w:t>
+            </w:r>
+          </w:p>
+        </w:tc>
+        <w:tc>
+          <w:tcPr>
+            <w:tcW w:type="dxa" w:w="4"/>
+            <w:vAlign w:val="center"/>
+          </w:tcPr>
+          <w:p>
+            <w:pPr>
+              <w:spacing w:after="0" w:line="252" w:lineRule="auto"/>
+            </w:pPr>
+            <w:r>
+              <w:rPr>
+                <w:sz w:val="17"/>
+              </w:rPr>
+              <w:t>0으로 치환하지 않고 --</w:t>
+            </w:r>
+          </w:p>
+        </w:tc>
+      </w:tr>
+      <w:tr>
+        <w:tc>
+          <w:tcPr>
+            <w:tcW w:type="dxa" w:w="3"/>
+            <w:vAlign w:val="center"/>
+          </w:tcPr>
+          <w:p>
+            <w:pPr>
+              <w:spacing w:after="0" w:line="252" w:lineRule="auto"/>
+            </w:pPr>
+            <w:r>
+              <w:rPr>
+                <w:sz w:val="17"/>
+              </w:rPr>
+              <w:t>windSpeed</w:t>
+            </w:r>
+          </w:p>
+        </w:tc>
+        <w:tc>
+          <w:tcPr>
+            <w:tcW w:type="dxa" w:w="3"/>
+            <w:vAlign w:val="center"/>
+          </w:tcPr>
+          <w:p>
+            <w:pPr>
+              <w:spacing w:after="0" w:line="252" w:lineRule="auto"/>
+            </w:pPr>
+            <w:r>
+              <w:rPr>
+                <w:sz w:val="17"/>
+              </w:rPr>
+              <w:t>m/s</w:t>
+            </w:r>
+          </w:p>
+        </w:tc>
+        <w:tc>
+          <w:tcPr>
+            <w:tcW w:type="dxa" w:w="5"/>
+            <w:vAlign w:val="center"/>
+          </w:tcPr>
+          <w:p>
+            <w:pPr>
+              <w:spacing w:after="0" w:line="252" w:lineRule="auto"/>
+            </w:pPr>
+            <w:r>
+              <w:rPr>
+                <w:sz w:val="17"/>
+              </w:rPr>
+              <w:t>바람 칩</w:t>
+            </w:r>
+          </w:p>
+        </w:tc>
+        <w:tc>
+          <w:tcPr>
+            <w:tcW w:type="dxa" w:w="4"/>
+            <w:vAlign w:val="center"/>
+          </w:tcPr>
+          <w:p>
+            <w:pPr>
+              <w:spacing w:after="0" w:line="252" w:lineRule="auto"/>
+            </w:pPr>
+            <w:r>
+              <w:rPr>
+                <w:sz w:val="17"/>
+              </w:rPr>
+              <w:t>--</w:t>
+            </w:r>
+          </w:p>
+        </w:tc>
+      </w:tr>
+      <w:tr>
+        <w:tc>
+          <w:tcPr>
+            <w:tcW w:type="dxa" w:w="3"/>
+            <w:vAlign w:val="center"/>
+          </w:tcPr>
+          <w:p>
+            <w:pPr>
+              <w:spacing w:after="0" w:line="252" w:lineRule="auto"/>
+            </w:pPr>
+            <w:r>
+              <w:rPr>
+                <w:sz w:val="17"/>
+              </w:rPr>
+              <w:t>skyCondition</w:t>
+            </w:r>
+          </w:p>
+        </w:tc>
+        <w:tc>
+          <w:tcPr>
+            <w:tcW w:type="dxa" w:w="3"/>
+            <w:vAlign w:val="center"/>
+          </w:tcPr>
+          <w:p>
+            <w:pPr>
+              <w:spacing w:after="0" w:line="252" w:lineRule="auto"/>
+            </w:pPr>
+            <w:r>
+              <w:rPr>
+                <w:sz w:val="17"/>
+              </w:rPr>
+              <w:t>정규화 문자열</w:t>
+            </w:r>
+          </w:p>
+        </w:tc>
+        <w:tc>
+          <w:tcPr>
+            <w:tcW w:type="dxa" w:w="5"/>
+            <w:vAlign w:val="center"/>
+          </w:tcPr>
+          <w:p>
+            <w:pPr>
+              <w:spacing w:after="0" w:line="252" w:lineRule="auto"/>
+            </w:pPr>
+            <w:r>
+              <w:rPr>
+                <w:sz w:val="17"/>
+              </w:rPr>
+              <w:t>아이콘 + 텍스트</w:t>
+            </w:r>
+          </w:p>
+        </w:tc>
+        <w:tc>
+          <w:tcPr>
+            <w:tcW w:type="dxa" w:w="4"/>
+            <w:vAlign w:val="center"/>
+          </w:tcPr>
+          <w:p>
+            <w:pPr>
+              <w:spacing w:after="0" w:line="252" w:lineRule="auto"/>
+            </w:pPr>
+            <w:r>
+              <w:rPr>
+                <w:sz w:val="17"/>
+              </w:rPr>
+              <w:t>상태 미확인</w:t>
+            </w:r>
+          </w:p>
+        </w:tc>
+      </w:tr>
+    </w:tbl>
+    <w:p>
+      <w:pPr>
+        <w:spacing w:after="0"/>
+      </w:pPr>
+    </w:p>
+    <w:p>
+      <w:pPr>
+        <w:pStyle w:val="1"/>
+      </w:pPr>
+      <w:r>
+        <w:t>26. 문구 표시 계약</w:t>
+      </w:r>
+    </w:p>
+    <w:p>
+      <w:pPr>
+        <w:pStyle w:val="a0"/>
+        <w:spacing w:after="40"/>
+      </w:pPr>
+      <w:r>
+        <w:t>앱은 서버의 title/description을 우선 사용하고 RecommendationType은 아이콘·색상·기본 fallback에만 사용한다.</w:t>
+      </w:r>
+    </w:p>
+    <w:p>
+      <w:pPr>
+        <w:pStyle w:val="a0"/>
+        <w:spacing w:after="40"/>
+      </w:pPr>
+      <w:r>
+        <w:t>Main 문구는 행동 중심 1~2줄, Today는 시점과 준비물, Detail은 수치와 이유를 함께 보여준다.</w:t>
+      </w:r>
+    </w:p>
+    <w:p>
+      <w:pPr>
+        <w:pStyle w:val="a0"/>
+        <w:spacing w:after="40"/>
+      </w:pPr>
+      <w:r>
+        <w:t>강수·강설·더위처럼 시간이 중요한 문구는 ‘오후부터’, ‘퇴근 무렵’, ‘2시간 연속’ 같은 문맥을 보존한다.</w:t>
+      </w:r>
+    </w:p>
+    <w:p>
+      <w:pPr>
+        <w:pStyle w:val="a0"/>
+        <w:spacing w:after="40"/>
+      </w:pPr>
+      <w:r>
+        <w:t>서버 문구 카탈로그와 선택 규칙은 서버 개발명세 23장을 단일 기준으로 사용한다.</w:t>
+      </w:r>
+    </w:p>
+    <w:p>
+      <w:pPr>
+        <w:pStyle w:val="1"/>
+      </w:pPr>
+      <w:r>
+        <w:t>27. 추가 회귀 테스트</w:t>
+      </w:r>
+    </w:p>
+    <w:p>
+      <w:pPr>
+        <w:pStyle w:val="a0"/>
+        <w:spacing w:after="40"/>
+      </w:pPr>
+      <w:r>
+        <w:t>360×800에서 Main subtree에 Scrollable이 없고 RenderFlex overflow가 발생하지 않는지 확인</w:t>
+      </w:r>
+    </w:p>
+    <w:p>
+      <w:pPr>
+        <w:pStyle w:val="a0"/>
+        <w:spacing w:after="40"/>
+      </w:pPr>
+      <w:r>
+        <w:t>시작 selectedIndex=2와 다섯 목적지의 순서/라벨 확인</w:t>
+      </w:r>
+    </w:p>
+    <w:p>
+      <w:pPr>
+        <w:pStyle w:val="a0"/>
+        <w:spacing w:after="40"/>
+      </w:pPr>
+      <w:r>
+        <w:t>Today에 오늘의 가방/오늘 하루, Detail에 시간별 상세, Week에 7일 카드가 존재하는지 확인</w:t>
+      </w:r>
+    </w:p>
+    <w:p>
+      <w:pPr>
+        <w:pStyle w:val="a0"/>
+        <w:spacing w:after="40"/>
+      </w:pPr>
+      <w:r>
+        <w:t>hourly가 비어 있어도 Detail이 오류 대신 안내 상태를 보여주는지 확인</w:t>
+      </w:r>
+    </w:p>
+    <w:p>
+      <w:pPr>
+        <w:pStyle w:val="a0"/>
+        <w:spacing w:after="40"/>
+      </w:pPr>
+      <w:r>
+        <w:t>비/눈 확률과 강수/강설량이 0과 결측을 구분해 표시되는지 확인</w:t>
       </w:r>
     </w:p>
     <w:sectPr>

--- a/docs/날씨챙겨_앱_개발명세.docx
+++ b/docs/날씨챙겨_앱_개발명세.docx
@@ -65,7 +65,7 @@
         <w:jc w:val="center"/>
       </w:pPr>
       <w:r>
-        <w:t>개정일 2026-08-18</w:t>
+        <w:t>개정일 2026-08-21</w:t>
       </w:r>
     </w:p>
     <w:p>
@@ -2357,6 +2357,7 @@
       <w:tr>
         <w:trPr>
           <w:jc w:val="center"/>
+          <w:tblHeader w:val="true"/>
         </w:trPr>
         <w:tc>
           <w:tcPr>
@@ -4365,6 +4366,7 @@
       <w:tr>
         <w:trPr>
           <w:jc w:val="center"/>
+          <w:tblHeader w:val="true"/>
         </w:trPr>
         <w:tc>
           <w:tcPr>
@@ -4890,6 +4892,7 @@
       <w:tr>
         <w:trPr>
           <w:jc w:val="center"/>
+          <w:tblHeader w:val="true"/>
         </w:trPr>
         <w:tc>
           <w:tcPr>
@@ -6828,6 +6831,7 @@
       <w:tr>
         <w:trPr>
           <w:jc w:val="center"/>
+          <w:tblHeader w:val="true"/>
         </w:trPr>
         <w:tc>
           <w:tcPr>
@@ -9662,6 +9666,7 @@
       <w:tr>
         <w:trPr>
           <w:jc w:val="center"/>
+          <w:tblHeader w:val="true"/>
         </w:trPr>
         <w:tc>
           <w:tcPr>
@@ -10981,6 +10986,7 @@
       <w:tr>
         <w:trPr>
           <w:jc w:val="center"/>
+          <w:tblHeader w:val="true"/>
         </w:trPr>
         <w:tc>
           <w:tcPr>
@@ -12049,6 +12055,7 @@
       <w:tr>
         <w:trPr>
           <w:jc w:val="center"/>
+          <w:tblHeader w:val="true"/>
         </w:trPr>
         <w:tc>
           <w:tcPr>
@@ -14683,7 +14690,7 @@
         <w:spacing w:after="40"/>
       </w:pPr>
       <w:r>
-        <w:t>Main 새로고침은 상단 아이콘 버튼으로 제공한다. Pull-to-refresh를 위해 스크롤을 억지로 추가하지 않는다.</w:t>
+        <w:t>Main을 포함한 모든 1차 탭 화면은 화면을 아래로 당기는 RefreshIndicator로 새로고침한다. 별도 새로고침 아이콘 버튼은 두지 않는다.</w:t>
       </w:r>
     </w:p>
     <w:p>
@@ -15580,6 +15587,331 @@
       </w:pPr>
       <w:r>
         <w:t>비/눈 확률과 강수/강설량이 0과 결측을 구분해 표시되는지 확인</w:t>
+      </w:r>
+    </w:p>
+    <w:p>
+      <w:r>
+        <w:br w:type="page"/>
+      </w:r>
+    </w:p>
+    <w:p>
+      <w:pPr>
+        <w:pStyle w:val="1"/>
+      </w:pPr>
+      <w:r>
+        <w:t>28. 운영 환경지표 표시 계약</w:t>
+      </w:r>
+    </w:p>
+    <w:p>
+      <w:r>
+        <w:t>앱은 서버가 병합한 환경지표를 표시하며, 자외선·미세먼지 임계값으로 Recommendation을 다시 판정하지 않는다.</w:t>
+      </w:r>
+    </w:p>
+    <w:tbl>
+      <w:tblPr>
+        <w:tblStyle w:val="af9"/>
+        <w:tblW w:type="auto" w:w="0"/>
+        <w:tblLayout w:type="fixed"/>
+        <w:tblLook w:firstColumn="1" w:firstRow="1" w:lastColumn="0" w:lastRow="0" w:noHBand="0" w:noVBand="1" w:val="04A0"/>
+      </w:tblPr>
+      <w:tblGrid>
+        <w:gridCol w:w="2550"/>
+        <w:gridCol w:w="2550"/>
+        <w:gridCol w:w="2550"/>
+        <w:gridCol w:w="2550"/>
+      </w:tblGrid>
+      <w:tr>
+        <w:trPr>
+          <w:tblHeader w:val="true"/>
+        </w:trPr>
+        <w:tc>
+          <w:tcPr>
+            <w:tcW w:type="dxa" w:w="2341"/>
+            <w:shd w:fill="DCEAF7"/>
+          </w:tcPr>
+          <w:p>
+            <w:r>
+              <w:rPr>
+                <w:b/>
+              </w:rPr>
+              <w:t>응답 필드</w:t>
+            </w:r>
+          </w:p>
+        </w:tc>
+        <w:tc>
+          <w:tcPr>
+            <w:tcW w:type="dxa" w:w="2843"/>
+            <w:shd w:fill="DCEAF7"/>
+          </w:tcPr>
+          <w:p>
+            <w:r>
+              <w:rPr>
+                <w:b/>
+              </w:rPr>
+              <w:t>표시</w:t>
+            </w:r>
+          </w:p>
+        </w:tc>
+        <w:tc>
+          <w:tcPr>
+            <w:tcW w:type="dxa" w:w="2675"/>
+            <w:shd w:fill="DCEAF7"/>
+          </w:tcPr>
+          <w:p>
+            <w:r>
+              <w:rPr>
+                <w:b/>
+              </w:rPr>
+              <w:t>결측 처리</w:t>
+            </w:r>
+          </w:p>
+        </w:tc>
+        <w:tc>
+          <w:tcPr>
+            <w:tcW w:type="dxa" w:w="2341"/>
+            <w:shd w:fill="DCEAF7"/>
+          </w:tcPr>
+          <w:p>
+            <w:r>
+              <w:rPr>
+                <w:b/>
+              </w:rPr>
+              <w:t>판단 책임</w:t>
+            </w:r>
+          </w:p>
+        </w:tc>
+      </w:tr>
+      <w:tr>
+        <w:tc>
+          <w:tcPr>
+            <w:tcW w:type="dxa" w:w="2341"/>
+          </w:tcPr>
+          <w:p>
+            <w:r>
+              <w:t>current.uvIndex</w:t>
+            </w:r>
+          </w:p>
+        </w:tc>
+        <w:tc>
+          <w:tcPr>
+            <w:tcW w:type="dxa" w:w="2843"/>
+          </w:tcPr>
+          <w:p>
+            <w:r>
+              <w:t>자외선 지수와 위험도 색</w:t>
+            </w:r>
+          </w:p>
+        </w:tc>
+        <w:tc>
+          <w:tcPr>
+            <w:tcW w:type="dxa" w:w="2675"/>
+          </w:tcPr>
+          <w:p>
+            <w:r>
+              <w:t>-- · 중립색</w:t>
+            </w:r>
+          </w:p>
+        </w:tc>
+        <w:tc>
+          <w:tcPr>
+            <w:tcW w:type="dxa" w:w="2341"/>
+          </w:tcPr>
+          <w:p>
+            <w:r>
+              <w:t>서버</w:t>
+            </w:r>
+          </w:p>
+        </w:tc>
+      </w:tr>
+      <w:tr>
+        <w:tc>
+          <w:tcPr>
+            <w:tcW w:type="dxa" w:w="2341"/>
+          </w:tcPr>
+          <w:p>
+            <w:r>
+              <w:t>current.pm25</w:t>
+            </w:r>
+          </w:p>
+        </w:tc>
+        <w:tc>
+          <w:tcPr>
+            <w:tcW w:type="dxa" w:w="2843"/>
+          </w:tcPr>
+          <w:p>
+            <w:r>
+              <w:t>초미세먼지 우선 표시</w:t>
+            </w:r>
+          </w:p>
+        </w:tc>
+        <w:tc>
+          <w:tcPr>
+            <w:tcW w:type="dxa" w:w="2675"/>
+          </w:tcPr>
+          <w:p>
+            <w:r>
+              <w:t>PM10으로 대체</w:t>
+            </w:r>
+          </w:p>
+        </w:tc>
+        <w:tc>
+          <w:tcPr>
+            <w:tcW w:type="dxa" w:w="2341"/>
+          </w:tcPr>
+          <w:p>
+            <w:r>
+              <w:t>서버</w:t>
+            </w:r>
+          </w:p>
+        </w:tc>
+      </w:tr>
+      <w:tr>
+        <w:tc>
+          <w:tcPr>
+            <w:tcW w:type="dxa" w:w="2341"/>
+          </w:tcPr>
+          <w:p>
+            <w:r>
+              <w:t>current.pm10</w:t>
+            </w:r>
+          </w:p>
+        </w:tc>
+        <w:tc>
+          <w:tcPr>
+            <w:tcW w:type="dxa" w:w="2843"/>
+          </w:tcPr>
+          <w:p>
+            <w:r>
+              <w:t>미세먼지 대체 표시</w:t>
+            </w:r>
+          </w:p>
+        </w:tc>
+        <w:tc>
+          <w:tcPr>
+            <w:tcW w:type="dxa" w:w="2675"/>
+          </w:tcPr>
+          <w:p>
+            <w:r>
+              <w:t>-- · 중립색</w:t>
+            </w:r>
+          </w:p>
+        </w:tc>
+        <w:tc>
+          <w:tcPr>
+            <w:tcW w:type="dxa" w:w="2341"/>
+          </w:tcPr>
+          <w:p>
+            <w:r>
+              <w:t>서버</w:t>
+            </w:r>
+          </w:p>
+        </w:tc>
+      </w:tr>
+      <w:tr>
+        <w:tc>
+          <w:tcPr>
+            <w:tcW w:type="dxa" w:w="2341"/>
+          </w:tcPr>
+          <w:p>
+            <w:r>
+              <w:t>environmentalSources</w:t>
+            </w:r>
+          </w:p>
+        </w:tc>
+        <w:tc>
+          <w:tcPr>
+            <w:tcW w:type="dxa" w:w="2843"/>
+          </w:tcPr>
+          <w:p>
+            <w:r>
+              <w:t>Provider 가용·캐시 상태</w:t>
+            </w:r>
+          </w:p>
+        </w:tc>
+        <w:tc>
+          <w:tcPr>
+            <w:tcW w:type="dxa" w:w="2675"/>
+          </w:tcPr>
+          <w:p>
+            <w:r>
+              <w:t>화면 기능은 계속 유지</w:t>
+            </w:r>
+          </w:p>
+        </w:tc>
+        <w:tc>
+          <w:tcPr>
+            <w:tcW w:type="dxa" w:w="2341"/>
+          </w:tcPr>
+          <w:p>
+            <w:r>
+              <w:t>서버 상태 진단</w:t>
+            </w:r>
+          </w:p>
+        </w:tc>
+      </w:tr>
+    </w:tbl>
+    <w:p>
+      <w:pPr>
+        <w:pStyle w:val="21"/>
+      </w:pPr>
+      <w:r>
+        <w:t>28.1 데이터 출처와 Fallback</w:t>
+      </w:r>
+    </w:p>
+    <w:p>
+      <w:pPr>
+        <w:pStyle w:val="a0"/>
+      </w:pPr>
+      <w:r>
+        <w:t>운영 서버는 기상청 생활기상지수 V5 자외선과 에어코리아 PM10·PM2.5를 Today current에 병합한다.</w:t>
+      </w:r>
+    </w:p>
+    <w:p>
+      <w:pPr>
+        <w:pStyle w:val="a0"/>
+      </w:pPr>
+      <w:r>
+        <w:t>운영 서버 연결 중 환경 Provider만 실패하면 기온·강수·추천 화면을 유지하고 해당 수치만 --로 표시한다.</w:t>
+      </w:r>
+    </w:p>
+    <w:p>
+      <w:pPr>
+        <w:pStyle w:val="a0"/>
+      </w:pPr>
+      <w:r>
+        <w:t>앱 자체 단기예보 조회는 기상청 단기예보 원시값만 제공하므로 자외선·미세먼지와 서버 추천은 미지원으로 유지한다.</w:t>
+      </w:r>
+    </w:p>
+    <w:p>
+      <w:pPr>
+        <w:pStyle w:val="a0"/>
+      </w:pPr>
+      <w:r>
+        <w:t>Main 헤더 부제는 화면을 아래로 당기면 최신 날씨 정보를 가져와요이며 모든 탭의 당겨서 새로고침 정책과 일치한다.</w:t>
+      </w:r>
+    </w:p>
+    <w:p>
+      <w:pPr>
+        <w:pStyle w:val="21"/>
+      </w:pPr>
+      <w:r>
+        <w:t>28.2 회귀 검증</w:t>
+      </w:r>
+    </w:p>
+    <w:p>
+      <w:pPr>
+        <w:pStyle w:val="a0"/>
+      </w:pPr>
+      <w:r>
+        <w:t>uvIndex·pm10·pm25 파싱, PM2.5 우선 표시, PM10 대체, 결측 -- 표시를 검증한다.</w:t>
+      </w:r>
+    </w:p>
+    <w:p>
+      <w:pPr>
+        <w:pStyle w:val="a0"/>
+      </w:pPr>
+      <w:r>
+        <w:t>자외선·PM 위험도 색상은 표시 전용이며 준비물 추천 여부는 서버 lifestyleMessages와 recommendations를 사용한다.</w:t>
       </w:r>
     </w:p>
     <w:sectPr>

--- a/docs/날씨챙겨_앱_개발명세.docx
+++ b/docs/날씨챙겨_앱_개발명세.docx
@@ -65,7 +65,7 @@
         <w:jc w:val="center"/>
       </w:pPr>
       <w:r>
-        <w:t>개정일 2026-08-21</w:t>
+        <w:t>개정일 2026-08-24</w:t>
       </w:r>
     </w:p>
     <w:p>
@@ -3228,7 +3228,7 @@
     </w:p>
     <w:p>
       <w:r>
-        <w:t>3. Today: 오늘의 가방과 출근/점심/퇴근 등 생활 시점 타임라인을 표시한다.</w:t>
+        <w:t>3. Today: Check List과 출근/점심/퇴근 등 생활 시점 타임라인을 표시한다.</w:t>
       </w:r>
     </w:p>
     <w:p>
@@ -3238,7 +3238,7 @@
     </w:p>
     <w:p>
       <w:r>
-        <w:t>5. Setting: 위치 모드, 알림 시간, 준비물/주의 알림 설정을 독립 화면에서 제공한다.</w:t>
+        <w:t>5. Setting: 공통 페이지 헤더(SETTING / 설정)와 위치 모드, 알림 시간, 준비물/주의 알림 설정을 독립 화면에서 제공한다. 주의 및 날씨 안내 섹션의 설명은 “안전과 간단한 타임라인 알림을 관리해요”를 사용한다.</w:t>
       </w:r>
     </w:p>
     <w:p>
@@ -3268,28 +3268,20 @@
         <w:t xml:space="preserve">6.3 </w:t>
       </w:r>
       <w:r>
-        <w:t>오늘의</w:t>
-      </w:r>
-      <w:r>
-        <w:t xml:space="preserve"> </w:t>
-      </w:r>
-      <w:r>
-        <w:t>가방</w:t>
-      </w:r>
+        <w:t>Check List</w:t>
+      </w:r>
+      <w:r/>
+      <w:r/>
     </w:p>
     <w:p>
       <w:r>
         <w:t>“</w:t>
       </w:r>
       <w:r>
-        <w:t>오늘의</w:t>
-      </w:r>
-      <w:r>
-        <w:t xml:space="preserve"> </w:t>
-      </w:r>
-      <w:r>
-        <w:t>가방</w:t>
-      </w:r>
+        <w:t>Check List</w:t>
+      </w:r>
+      <w:r/>
+      <w:r/>
       <w:r>
         <w:t>”</w:t>
       </w:r>
@@ -3744,20 +3736,12 @@
         <w:t xml:space="preserve">6.4 </w:t>
       </w:r>
       <w:r>
-        <w:t>오늘</w:t>
-      </w:r>
-      <w:r>
-        <w:t xml:space="preserve"> </w:t>
-      </w:r>
-      <w:r>
-        <w:t>하루</w:t>
-      </w:r>
-      <w:r>
-        <w:t xml:space="preserve"> </w:t>
-      </w:r>
-      <w:r>
-        <w:t>타임라인</w:t>
-      </w:r>
+        <w:t>간단한 타임라인</w:t>
+      </w:r>
+      <w:r/>
+      <w:r/>
+      <w:r/>
+      <w:r/>
     </w:p>
     <w:p>
       <w:r>
@@ -6483,7 +6467,7 @@
         <w:pStyle w:val="CodeBlock"/>
       </w:pPr>
       <w:r>
-        <w:t>[Main / 비스크롤] Soft Weather 최상단 카드 + 생활 날씨  [Today] 오늘의 가방 + 오늘 하루  [Detail] 상세 날씨  [Week] 한 주 날씨  [Setting] 설정</w:t>
+        <w:t>[Main / 비스크롤] Soft Weather 최상단 카드 + 생활 날씨  [Today] Check List + 간단한 타임라인  [Detail] 상세 날씨  [Week] 한 주 날씨  [Setting] 설정</w:t>
       </w:r>
     </w:p>
     <w:p>
@@ -10388,7 +10372,7 @@
     </w:p>
     <w:p>
       <w:r>
-        <w:t>Week 탭은 7일을 세로 카드로 표시하고, 각 날짜의 대표 수치뿐 아니라 대표 Lifestyle/Recommendation을 한 줄로 보여준다. 상단에는 비 예보 일수, 주간 최고기온, 준비물 필요 일수 요약을 둔다.</w:t>
+        <w:t>Week 탭은 7일을 세로 카드로 표시하고, 각 날짜의 대표 수치뿐 아니라 대표 Lifestyle/Recommendation을 한 줄로 보여준다. 상단의 “한눈에 보는 이번주” 요약에는 비 예보 일수, 주간 최고기온, 준비물 필요 일수를 둔다.</w:t>
       </w:r>
     </w:p>
     <w:p>
@@ -13390,7 +13374,7 @@
         <w:pStyle w:val="a0"/>
       </w:pPr>
       <w:r>
-        <w:t>추천 항목이 0개/1개/여러 개인 경우 Today의 오늘의 가방 레이아웃</w:t>
+        <w:t>추천 항목이 0개/1개/여러 개인 경우 Today의 Check List 레이아웃</w:t>
       </w:r>
     </w:p>
     <w:p>
@@ -13528,14 +13512,10 @@
         <w:t xml:space="preserve"> </w:t>
       </w:r>
       <w:r>
-        <w:t>오늘의</w:t>
-      </w:r>
-      <w:r>
-        <w:t xml:space="preserve"> </w:t>
-      </w:r>
-      <w:r>
-        <w:t>가방</w:t>
-      </w:r>
+        <w:t>Check List</w:t>
+      </w:r>
+      <w:r/>
+      <w:r/>
       <w:r>
         <w:t xml:space="preserve"> </w:t>
       </w:r>
@@ -13853,7 +13833,7 @@
         <w:ind w:left="57" w:hanging="57"/>
       </w:pPr>
       <w:r>
-        <w:t>4. Today Weather API / 5개 탭 Shell / 비스크롤 Main / 오늘의 가방</w:t>
+        <w:t>4. Today Weather API / 5개 탭 Shell / 비스크롤 Main / Check List</w:t>
       </w:r>
     </w:p>
     <w:p>
@@ -14324,7 +14304,7 @@
               <w:rPr>
                 <w:sz w:val="17"/>
               </w:rPr>
-              <w:t>오늘의 가방, 오늘 하루</w:t>
+              <w:t>Check List, 간단한 타임라인</w:t>
             </w:r>
           </w:p>
         </w:tc>
@@ -14774,7 +14754,7 @@
     </w:p>
     <w:p>
       <w:r>
-        <w:t>Detail은 Recommendation을 앱에서 재계산하는 화면이 아니다. 서버가 판단에 사용한 hourly 원본값과 이미 생성한 Recommendation 설명을 나란히 보여주는 근거 화면이다.</w:t>
+        <w:t>Detail은 Recommendation을 앱에서 재계산하는 화면이 아니다. 서버가 판단에 사용한 hourly 원본값과 이미 생성한 Recommendation 설명을 나란히 보여주는 근거 화면이다. 화면 섹션명은 “챙길 이유”와 “타임라인”을 사용하며, 한국시간 기준 오늘 날짜와 같은 시간 슬롯만 표시하고 다음 날 예보는 제외한다. 오늘이 24일이면 24일 23시까지만 표시한다.</w:t>
       </w:r>
     </w:p>
     <w:tbl>
@@ -15568,7 +15548,7 @@
         <w:spacing w:after="40"/>
       </w:pPr>
       <w:r>
-        <w:t>Today에 오늘의 가방/오늘 하루, Detail에 시간별 상세, Week에 7일 카드가 존재하는지 확인</w:t>
+        <w:t>Today에 Check List/간단한 타임라인, Detail에 시간별 상세, Week에 7일 카드가 존재하는지 확인</w:t>
       </w:r>
     </w:p>
     <w:p>

--- a/docs/날씨챙겨_앱_개발명세.docx
+++ b/docs/날씨챙겨_앱_개발명세.docx
@@ -2156,7 +2156,7 @@
     </w:p>
     <w:p>
       <w:r>
-        <w:t>Today 탭에서 현재 온도보다 먼저 사용자가 오늘 챙길 항목을 빠르게 파악할 수 있도록 한다. Main 탭은 브리핑 카드와 생활 날씨만 담는 비스크롤 요약 화면으로 사용한다.</w:t>
+        <w:t>Today 탭에서 현재 온도보다 먼저 사용자가 오늘 챙길 항목을 빠르게 파악할 수 있도록 한다. Main 탭은 브리핑 카드와 생활 날씨를 세로 스크롤로 보여주며 상단 카드에서 어제 대비 기온·체감온도 등 날씨 차이를 함께 제공한다.</w:t>
       </w:r>
     </w:p>
     <w:p>
@@ -3218,7 +3218,7 @@
     </w:p>
     <w:p>
       <w:r>
-        <w:t>1. Main: 오늘 한 줄 브리핑과 현재/체감 요약을 최상단 카드에 표시한다.</w:t>
+        <w:t>1. Main: 오늘 브리핑, 현재/체감 요약과 어제 대비 날씨 차이를 최상단 카드에 표시한다.</w:t>
       </w:r>
     </w:p>
     <w:p>
@@ -3257,7 +3257,7 @@
         <w:pStyle w:val="CodeBlock"/>
       </w:pPr>
       <w:r>
-        <w:t>[Main - 스크롤 없음] 최상단 카드: 지역·날짜·브리핑·현재/체감·습도/바람/UV / 생활 날씨: 빨래·산책·환기  [Bottom Navigation] Today | Detail | Main | Week | Setting</w:t>
+        <w:t>[Main - 세로 스크롤] 최상단 카드: 지역·날짜·브리핑·현재/체감·어제 비교·습도/바람/UV/미세먼지 / 생활 날씨: 빨래·산책·환기  [Bottom Navigation] Today | Detail | Main | Week | Setting</w:t>
       </w:r>
     </w:p>
     <w:p>
@@ -6467,7 +6467,7 @@
         <w:pStyle w:val="CodeBlock"/>
       </w:pPr>
       <w:r>
-        <w:t>[Main / 비스크롤] Soft Weather 최상단 카드 + 생활 날씨  [Today] Check List + 간단한 타임라인  [Detail] 상세 날씨  [Week] 한 주 날씨  [Setting] 설정</w:t>
+        <w:t>[Main / 세로 스크롤] Soft Weather 최상단 카드 + 어제 비교 + 생활 날씨  [Today] Check List + 간단한 타임라인  [Detail] 상세 날씨  [Week] 한 주 날씨  [Setting] 설정</w:t>
       </w:r>
     </w:p>
     <w:p>
@@ -10529,37 +10529,32 @@
         <w:rPr>
           <w:sz w:val="20"/>
         </w:rPr>
-        <w:t>어제보다</w:t>
-      </w:r>
-      <w:r>
-        <w:rPr>
-          <w:sz w:val="20"/>
-        </w:rPr>
-        <w:t xml:space="preserve"> </w:t>
-      </w:r>
-      <w:r>
-        <w:rPr>
-          <w:sz w:val="20"/>
-        </w:rPr>
-        <w:t>오늘</w:t>
-      </w:r>
-      <w:r>
-        <w:rPr>
-          <w:sz w:val="20"/>
-        </w:rPr>
-        <w:t xml:space="preserve"> </w:t>
-      </w:r>
-      <w:r>
-        <w:rPr>
-          <w:sz w:val="20"/>
-        </w:rPr>
-        <w:t>체감온도</w:t>
-      </w:r>
-      <w:r>
-        <w:rPr>
-          <w:sz w:val="20"/>
-        </w:rPr>
-        <w:t xml:space="preserve"> +4°C</w:t>
+        <w:t>Main 상단 카드에서 어제보다 기온·체감온도가 몇 °C 높거나 낮은지 표시</w:t>
+      </w:r>
+      <w:r>
+        <w:rPr>
+          <w:sz w:val="20"/>
+        </w:rPr>
+      </w:r>
+      <w:r>
+        <w:rPr>
+          <w:sz w:val="20"/>
+        </w:rPr>
+      </w:r>
+      <w:r>
+        <w:rPr>
+          <w:sz w:val="20"/>
+        </w:rPr>
+      </w:r>
+      <w:r>
+        <w:rPr>
+          <w:sz w:val="20"/>
+        </w:rPr>
+      </w:r>
+      <w:r>
+        <w:rPr>
+          <w:sz w:val="20"/>
+        </w:rPr>
       </w:r>
     </w:p>
     <w:p>
@@ -10570,43 +10565,37 @@
         <w:rPr>
           <w:sz w:val="20"/>
         </w:rPr>
-        <w:t>어제보다</w:t>
-      </w:r>
-      <w:r>
-        <w:rPr>
-          <w:sz w:val="20"/>
-        </w:rPr>
-        <w:t xml:space="preserve"> </w:t>
-      </w:r>
-      <w:r>
-        <w:rPr>
-          <w:sz w:val="20"/>
-        </w:rPr>
-        <w:t>미세먼지</w:t>
-      </w:r>
-      <w:r>
-        <w:rPr>
-          <w:sz w:val="20"/>
-        </w:rPr>
-        <w:t xml:space="preserve"> </w:t>
-      </w:r>
-      <w:r>
-        <w:rPr>
-          <w:sz w:val="20"/>
-        </w:rPr>
-        <w:t>상태가</w:t>
-      </w:r>
-      <w:r>
-        <w:rPr>
-          <w:sz w:val="20"/>
-        </w:rPr>
-        <w:t xml:space="preserve"> </w:t>
-      </w:r>
-      <w:r>
-        <w:rPr>
-          <w:sz w:val="20"/>
-        </w:rPr>
-        <w:t>좋음</w:t>
+        <w:t>어제보다 PM2.5 우선 미세먼지가 몇 ㎍/㎥ 많거나 적은지 표시</w:t>
+      </w:r>
+      <w:r>
+        <w:rPr>
+          <w:sz w:val="20"/>
+        </w:rPr>
+      </w:r>
+      <w:r>
+        <w:rPr>
+          <w:sz w:val="20"/>
+        </w:rPr>
+      </w:r>
+      <w:r>
+        <w:rPr>
+          <w:sz w:val="20"/>
+        </w:rPr>
+      </w:r>
+      <w:r>
+        <w:rPr>
+          <w:sz w:val="20"/>
+        </w:rPr>
+      </w:r>
+      <w:r>
+        <w:rPr>
+          <w:sz w:val="20"/>
+        </w:rPr>
+      </w:r>
+      <w:r>
+        <w:rPr>
+          <w:sz w:val="20"/>
+        </w:rPr>
       </w:r>
     </w:p>
     <w:p>
@@ -10617,55 +10606,47 @@
         <w:rPr>
           <w:sz w:val="20"/>
         </w:rPr>
-        <w:t>어제와</w:t>
-      </w:r>
-      <w:r>
-        <w:rPr>
-          <w:sz w:val="20"/>
-        </w:rPr>
-        <w:t xml:space="preserve"> </w:t>
-      </w:r>
-      <w:r>
-        <w:rPr>
-          <w:sz w:val="20"/>
-        </w:rPr>
-        <w:t>달리</w:t>
-      </w:r>
-      <w:r>
-        <w:rPr>
-          <w:sz w:val="20"/>
-        </w:rPr>
-        <w:t xml:space="preserve"> </w:t>
-      </w:r>
-      <w:r>
-        <w:rPr>
-          <w:sz w:val="20"/>
-        </w:rPr>
-        <w:t>오후에</w:t>
-      </w:r>
-      <w:r>
-        <w:rPr>
-          <w:sz w:val="20"/>
-        </w:rPr>
-        <w:t xml:space="preserve"> </w:t>
-      </w:r>
-      <w:r>
-        <w:rPr>
-          <w:sz w:val="20"/>
-        </w:rPr>
-        <w:t>비가</w:t>
-      </w:r>
-      <w:r>
-        <w:rPr>
-          <w:sz w:val="20"/>
-        </w:rPr>
-        <w:t xml:space="preserve"> </w:t>
-      </w:r>
-      <w:r>
-        <w:rPr>
-          <w:sz w:val="20"/>
-        </w:rPr>
-        <w:t>예상됨</w:t>
+        <w:t>어제와 오늘의 하늘 상태를 함께 표시</w:t>
+      </w:r>
+      <w:r>
+        <w:rPr>
+          <w:sz w:val="20"/>
+        </w:rPr>
+      </w:r>
+      <w:r>
+        <w:rPr>
+          <w:sz w:val="20"/>
+        </w:rPr>
+      </w:r>
+      <w:r>
+        <w:rPr>
+          <w:sz w:val="20"/>
+        </w:rPr>
+      </w:r>
+      <w:r>
+        <w:rPr>
+          <w:sz w:val="20"/>
+        </w:rPr>
+      </w:r>
+      <w:r>
+        <w:rPr>
+          <w:sz w:val="20"/>
+        </w:rPr>
+      </w:r>
+      <w:r>
+        <w:rPr>
+          <w:sz w:val="20"/>
+        </w:rPr>
+      </w:r>
+      <w:r>
+        <w:rPr>
+          <w:sz w:val="20"/>
+        </w:rPr>
+      </w:r>
+      <w:r>
+        <w:rPr>
+          <w:sz w:val="20"/>
+        </w:rPr>
       </w:r>
     </w:p>
     <w:p>
@@ -10717,232 +10698,140 @@
         <w:rPr>
           <w:sz w:val="20"/>
         </w:rPr>
-        <w:t>작년</w:t>
-      </w:r>
-      <w:r>
-        <w:rPr>
-          <w:sz w:val="20"/>
-        </w:rPr>
-        <w:t xml:space="preserve"> </w:t>
-      </w:r>
-      <w:r>
-        <w:rPr>
-          <w:sz w:val="20"/>
-        </w:rPr>
-        <w:t>데이터가</w:t>
-      </w:r>
-      <w:r>
-        <w:rPr>
-          <w:sz w:val="20"/>
-        </w:rPr>
-        <w:t xml:space="preserve"> </w:t>
-      </w:r>
-      <w:r>
-        <w:rPr>
-          <w:sz w:val="20"/>
-        </w:rPr>
-        <w:t>없으면</w:t>
-      </w:r>
-      <w:r>
-        <w:rPr>
-          <w:sz w:val="20"/>
-        </w:rPr>
-        <w:t xml:space="preserve"> “</w:t>
-      </w:r>
-      <w:r>
-        <w:rPr>
-          <w:sz w:val="20"/>
-        </w:rPr>
-        <w:t>비교</w:t>
-      </w:r>
-      <w:r>
-        <w:rPr>
-          <w:sz w:val="20"/>
-        </w:rPr>
-        <w:t xml:space="preserve"> </w:t>
-      </w:r>
-      <w:r>
-        <w:rPr>
-          <w:sz w:val="20"/>
-        </w:rPr>
-        <w:t>데이터</w:t>
-      </w:r>
-      <w:r>
-        <w:rPr>
-          <w:sz w:val="20"/>
-        </w:rPr>
-        <w:t xml:space="preserve"> </w:t>
-      </w:r>
-      <w:r>
-        <w:rPr>
-          <w:sz w:val="20"/>
-        </w:rPr>
-        <w:t>없음</w:t>
-      </w:r>
-      <w:r>
-        <w:rPr>
-          <w:sz w:val="20"/>
-        </w:rPr>
-        <w:t>”</w:t>
-      </w:r>
-      <w:r>
-        <w:rPr>
-          <w:sz w:val="20"/>
-        </w:rPr>
-        <w:t>을</w:t>
-      </w:r>
-      <w:r>
-        <w:rPr>
-          <w:sz w:val="20"/>
-        </w:rPr>
-        <w:t xml:space="preserve"> </w:t>
-      </w:r>
-      <w:r>
-        <w:rPr>
-          <w:sz w:val="20"/>
-        </w:rPr>
-        <w:t>정상</w:t>
-      </w:r>
-      <w:r>
-        <w:rPr>
-          <w:sz w:val="20"/>
-        </w:rPr>
-        <w:t xml:space="preserve"> </w:t>
-      </w:r>
-      <w:r>
-        <w:rPr>
-          <w:sz w:val="20"/>
-        </w:rPr>
-        <w:t>상태로</w:t>
-      </w:r>
-      <w:r>
-        <w:rPr>
-          <w:sz w:val="20"/>
-        </w:rPr>
-        <w:t xml:space="preserve"> </w:t>
-      </w:r>
-      <w:r>
-        <w:rPr>
-          <w:sz w:val="20"/>
-        </w:rPr>
-        <w:t>표시</w:t>
+        <w:t>어제 D1 스냅샷 또는 작년 데이터가 없으면 비교 데이터가 쌓일 때 표시된다는 안내를 정상 상태로 제공</w:t>
+      </w:r>
+      <w:r>
+        <w:rPr>
+          <w:sz w:val="20"/>
+        </w:rPr>
+      </w:r>
+      <w:r>
+        <w:rPr>
+          <w:sz w:val="20"/>
+        </w:rPr>
+      </w:r>
+      <w:r>
+        <w:rPr>
+          <w:sz w:val="20"/>
+        </w:rPr>
+      </w:r>
+      <w:r>
+        <w:rPr>
+          <w:sz w:val="20"/>
+        </w:rPr>
+      </w:r>
+      <w:r>
+        <w:rPr>
+          <w:sz w:val="20"/>
+        </w:rPr>
+      </w:r>
+      <w:r>
+        <w:rPr>
+          <w:sz w:val="20"/>
+        </w:rPr>
+      </w:r>
+      <w:r>
+        <w:rPr>
+          <w:sz w:val="20"/>
+        </w:rPr>
+      </w:r>
+      <w:r>
+        <w:rPr>
+          <w:sz w:val="20"/>
+        </w:rPr>
+      </w:r>
+      <w:r>
+        <w:rPr>
+          <w:sz w:val="20"/>
+        </w:rPr>
+      </w:r>
+      <w:r>
+        <w:rPr>
+          <w:sz w:val="20"/>
+        </w:rPr>
+      </w:r>
+      <w:r>
+        <w:rPr>
+          <w:sz w:val="20"/>
+        </w:rPr>
+      </w:r>
+      <w:r>
+        <w:rPr>
+          <w:sz w:val="20"/>
+        </w:rPr>
+      </w:r>
+      <w:r>
+        <w:rPr>
+          <w:sz w:val="20"/>
+        </w:rPr>
+      </w:r>
+      <w:r>
+        <w:rPr>
+          <w:sz w:val="20"/>
+        </w:rPr>
+      </w:r>
+      <w:r>
+        <w:rPr>
+          <w:sz w:val="20"/>
+        </w:rPr>
+      </w:r>
+      <w:r>
+        <w:rPr>
+          <w:sz w:val="20"/>
+        </w:rPr>
+      </w:r>
+      <w:r>
+        <w:rPr>
+          <w:sz w:val="20"/>
+        </w:rPr>
+      </w:r>
+      <w:r>
+        <w:rPr>
+          <w:sz w:val="20"/>
+        </w:rPr>
       </w:r>
     </w:p>
     <w:p>
       <w:r>
-        <w:t>비교</w:t>
-      </w:r>
-      <w:r>
-        <w:t xml:space="preserve"> </w:t>
-      </w:r>
-      <w:r>
-        <w:t>화면의</w:t>
-      </w:r>
-      <w:r>
-        <w:t xml:space="preserve"> </w:t>
-      </w:r>
-      <w:r>
-        <w:t>목적도</w:t>
-      </w:r>
-      <w:r>
-        <w:t xml:space="preserve"> </w:t>
-      </w:r>
-      <w:r>
-        <w:t>숫자</w:t>
-      </w:r>
-      <w:r>
-        <w:t xml:space="preserve"> </w:t>
-      </w:r>
-      <w:r>
-        <w:t>나열이</w:t>
-      </w:r>
-      <w:r>
-        <w:t xml:space="preserve"> </w:t>
-      </w:r>
-      <w:r>
-        <w:t>아니라</w:t>
-      </w:r>
-      <w:r>
-        <w:t xml:space="preserve"> “</w:t>
-      </w:r>
-      <w:r>
-        <w:t>오늘</w:t>
-      </w:r>
-      <w:r>
-        <w:t xml:space="preserve"> </w:t>
-      </w:r>
-      <w:r>
-        <w:t>옷차림이나</w:t>
-      </w:r>
-      <w:r>
-        <w:t xml:space="preserve"> </w:t>
-      </w:r>
-      <w:r>
-        <w:t>준비물을</w:t>
-      </w:r>
-      <w:r>
-        <w:t xml:space="preserve"> </w:t>
-      </w:r>
-      <w:r>
-        <w:t>어제</w:t>
-      </w:r>
-      <w:r>
-        <w:t>/</w:t>
-      </w:r>
-      <w:r>
-        <w:t>작년과</w:t>
-      </w:r>
-      <w:r>
-        <w:t xml:space="preserve"> </w:t>
-      </w:r>
-      <w:r>
-        <w:t>달리</w:t>
-      </w:r>
-      <w:r>
-        <w:t xml:space="preserve"> </w:t>
-      </w:r>
-      <w:r>
-        <w:t>해야</w:t>
-      </w:r>
-      <w:r>
-        <w:t xml:space="preserve"> </w:t>
-      </w:r>
-      <w:r>
-        <w:t>하는</w:t>
-      </w:r>
-      <w:r>
-        <w:t xml:space="preserve"> </w:t>
-      </w:r>
-      <w:r>
-        <w:t>이유</w:t>
-      </w:r>
-      <w:r>
-        <w:t>”</w:t>
-      </w:r>
-      <w:r>
-        <w:t>를</w:t>
-      </w:r>
-      <w:r>
-        <w:t xml:space="preserve"> </w:t>
-      </w:r>
-      <w:r>
-        <w:t>쉽게</w:t>
-      </w:r>
-      <w:r>
-        <w:t xml:space="preserve"> </w:t>
-      </w:r>
-      <w:r>
-        <w:t>이해시키는</w:t>
-      </w:r>
-      <w:r>
-        <w:t xml:space="preserve"> </w:t>
-      </w:r>
-      <w:r>
-        <w:t>것이다</w:t>
-      </w:r>
-      <w:r>
-        <w:t>.</w:t>
-      </w:r>
+        <w:t>어제 비교값은 Today 조회 때 D1 일별 스냅샷에 저장한 현재값을 한국시간 날짜로 조회한다. 비교 UI의 목적은 숫자 나열이 아니라 오늘 옷차림이나 준비물을 어제와 달리 해야 하는 이유를 쉽게 이해시키는 것이다.</w:t>
+      </w:r>
+      <w:r/>
+      <w:r/>
+      <w:r/>
+      <w:r/>
+      <w:r/>
+      <w:r/>
+      <w:r/>
+      <w:r/>
+      <w:r/>
+      <w:r/>
+      <w:r/>
+      <w:r/>
+      <w:r/>
+      <w:r/>
+      <w:r/>
+      <w:r/>
+      <w:r/>
+      <w:r/>
+      <w:r/>
+      <w:r/>
+      <w:r/>
+      <w:r/>
+      <w:r/>
+      <w:r/>
+      <w:r/>
+      <w:r/>
+      <w:r/>
+      <w:r/>
+      <w:r/>
+      <w:r/>
+      <w:r/>
+      <w:r/>
+      <w:r/>
+      <w:r/>
+      <w:r/>
+      <w:r/>
+      <w:r/>
     </w:p>
     <w:p>
       <w:pPr>
@@ -13833,7 +13722,7 @@
         <w:ind w:left="57" w:hanging="57"/>
       </w:pPr>
       <w:r>
-        <w:t>4. Today Weather API / 5개 탭 Shell / 비스크롤 Main / Check List</w:t>
+        <w:t>4. Today Weather API / 5개 탭 Shell / 세로 스크롤 Main / 어제 비교 / Check List</w:t>
       </w:r>
     </w:p>
     <w:p>
@@ -14444,7 +14333,7 @@
               <w:rPr>
                 <w:sz w:val="17"/>
               </w:rPr>
-              <w:t>최상단 카드, 생활 날씨</w:t>
+              <w:t>최상단 카드, 어제 비교, 생활 날씨</w:t>
             </w:r>
           </w:p>
         </w:tc>
@@ -14461,7 +14350,7 @@
               <w:rPr>
                 <w:sz w:val="17"/>
               </w:rPr>
-              <w:t>스크롤 금지</w:t>
+              <w:t>세로 스크롤 허용</w:t>
             </w:r>
           </w:p>
         </w:tc>
@@ -14478,7 +14367,7 @@
               <w:rPr>
                 <w:sz w:val="17"/>
               </w:rPr>
-              <w:t>남는 높이를 두 카드가 Expanded로 나눠 사용</w:t>
+              <w:t>카드가 콘텐츠의 자연 높이로 이어짐</w:t>
             </w:r>
           </w:p>
         </w:tc>
@@ -14634,7 +14523,7 @@
         <w:pStyle w:val="21"/>
       </w:pPr>
       <w:r>
-        <w:t>24.1 Main 비스크롤 계약</w:t>
+        <w:t>24.1 Main 세로 스크롤 계약</w:t>
       </w:r>
     </w:p>
     <w:p>
@@ -14643,7 +14532,7 @@
         <w:spacing w:after="40"/>
       </w:pPr>
       <w:r>
-        <w:t>Main body 안에는 ListView, CustomScrollView, SingleChildScrollView를 두지 않는다.</w:t>
+        <w:t>Main body는 CustomScrollView와 SliverList로 구성하고, 콘텐츠가 화면 높이를 넘으면 세로로 스크롤한다.</w:t>
       </w:r>
     </w:p>
     <w:p>
@@ -14652,7 +14541,7 @@
         <w:spacing w:after="40"/>
       </w:pPr>
       <w:r>
-        <w:t>LayoutBuilder와 Expanded를 사용해 최상단 카드와 생활 날씨가 가용 높이를 나눠 가진다.</w:t>
+        <w:t>최상단 카드와 생활 날씨는 Expanded 없이 콘텐츠의 자연 높이를 사용한다.</w:t>
       </w:r>
     </w:p>
     <w:p>
@@ -14661,7 +14550,7 @@
         <w:spacing w:after="40"/>
       </w:pPr>
       <w:r>
-        <w:t>기준 회귀 화면은 360×800이며, 가용 높이 620dp 미만에서는 부제와 설명을 줄이는 compact 모드를 사용한다.</w:t>
+        <w:t>기준 회귀 화면은 360×800이며, 화면 너비 380dp 미만에서는 여백과 일부 글자 크기를 줄이는 compact 모드를 사용한다.</w:t>
       </w:r>
     </w:p>
     <w:p>
@@ -14679,7 +14568,7 @@
         <w:spacing w:after="40"/>
       </w:pPr>
       <w:r>
-        <w:t>긴 브리핑과 지역명은 최대 줄 수와 말줄임을 적용하며 카드 밖으로 확장하지 않는다.</w:t>
+        <w:t>긴 브리핑은 말줄임 없이 표시하고, 늘어난 카드 높이는 Main 세로 스크롤로 탐색한다.</w:t>
       </w:r>
     </w:p>
     <w:p>
@@ -14688,7 +14577,7 @@
         <w:spacing w:after="40"/>
       </w:pPr>
       <w:r>
-        <w:t>최상단 카드에는 데이터 출처, 브리핑, 현재/체감온도, 하단 핵심 지표 3개만 둔다.</w:t>
+        <w:t>최상단 카드에는 브리핑, 현재/체감온도, 어제 대비 기온·체감온도·미세먼지와 하늘 상태, 습도·풍속·자외선·미세먼지 현재값을 둔다.</w:t>
       </w:r>
     </w:p>
     <w:p>
@@ -14697,7 +14586,7 @@
         <w:spacing w:after="40"/>
       </w:pPr>
       <w:r>
-        <w:t>생활 날씨는 1~3개 행동 카드를 같은 높이로 배치한다. 더 많은 설명은 Today 또는 Detail로 보낸다.</w:t>
+        <w:t>생활 날씨는 1~3개 행동 카드를 자연 높이로 세로 배치한다. 더 많은 설명은 Today 또는 Detail로 보낸다.</w:t>
       </w:r>
     </w:p>
     <w:p>
@@ -15530,7 +15419,7 @@
         <w:spacing w:after="40"/>
       </w:pPr>
       <w:r>
-        <w:t>360×800에서 Main subtree에 Scrollable이 없고 RenderFlex overflow가 발생하지 않는지 확인</w:t>
+        <w:t>360×800에서 Main 세로 스크롤과 당겨서 새로고침이 모두 동작하고 RenderFlex overflow가 발생하지 않는지 확인</w:t>
       </w:r>
     </w:p>
     <w:p>

--- a/docs/날씨챙겨_앱_개발명세.docx
+++ b/docs/날씨챙겨_앱_개발명세.docx
@@ -15781,6 +15781,59 @@
       </w:pPr>
       <w:r>
         <w:t>자외선·PM 위험도 색상은 표시 전용이며 준비물 추천 여부는 서버 lifestyleMessages와 recommendations를 사용한다.</w:t>
+      </w:r>
+    </w:p>
+    <w:p>
+      <w:r>
+        <w:br w:type="page"/>
+      </w:r>
+    </w:p>
+    <w:p>
+      <w:pPr>
+        <w:pStyle w:val="1"/>
+      </w:pPr>
+      <w:r>
+        <w:t>현재 적설량과 신적설의 정의</w:t>
+      </w:r>
+    </w:p>
+    <w:p>
+      <w:pPr>
+        <w:spacing w:after="160"/>
+      </w:pPr>
+      <w:r>
+        <w:t>적설량은 기존에 내린 눈을 포함해 관측 시각에 지면에 쌓여 있는 눈의 수직 깊이(cm)다. 시간별 새로 쌓이는 눈이나 하루 최댓값을 현재 적설량으로 표시하지 않는다.</w:t>
+      </w:r>
+    </w:p>
+    <w:p>
+      <w:pPr>
+        <w:spacing w:after="160"/>
+      </w:pPr>
+      <w:r>
+        <w:t>단기예보 SNO와 예보 snowfallAmount는 해당 예보 시간 구간의 예상 신적설이다. 앱에는 예상 신적설로 표시하며, 누적 예보를 현재 남아 있는 눈의 깊이로 해석하지 않는다.</w:t>
+      </w:r>
+    </w:p>
+    <w:p>
+      <w:pPr>
+        <w:spacing w:after="160"/>
+      </w:pPr>
+      <w:r>
+        <w:t>과거 일관측 sd_day_max는 하루 동안 새로 내린 눈의 최대 깊이인 일 최심신적설이다. 앱에는 최심신적설로 표시한다. kma_snow_day.php sd=tot의 일 최심적설도 현재 적설량과 구분한다.</w:t>
+      </w:r>
+    </w:p>
+    <w:p>
+      <w:pPr>
+        <w:spacing w:after="160"/>
+      </w:pPr>
+      <w:r>
+        <w:t>현재 적설 원본은 kma_snow1.php의 sd=tot이며 사용자 지정 요청값은 snow=0이다. 활용승인과 실제 전체 지점 응답 검증은 완료됐고, 정규 운영 수집기·앱 연결은 남아 있다. 실제 응답 행의 TM을 관측 시각으로 사용한다.</w:t>
+      </w:r>
+    </w:p>
+    <w:p>
+      <w:pPr>
+        <w:spacing w:after="160"/>
+      </w:pPr>
+      <w:r>
+        <w:t>명시적 0cm는 정상 값이다. 음수 결측 코드·누락·수집 실패를 0cm로 바꾸지 않는다. 현재 적설의 인근 유효 관측값을 사용할 때 관측소·거리·실제 관측 시각을 보존한다.</w:t>
       </w:r>
     </w:p>
     <w:sectPr>
